--- a/qe-analysis/s5-parasito-maladie-infectieuse/parasitologie_maladies_infectieuses_qe_by_claude.ai.docx
+++ b/qe-analysis/s5-parasito-maladie-infectieuse/parasitologie_maladies_infectieuses_qe_by_claude.ai.docx
@@ -10,7 +10,6 @@
           <w:rFonts w:ascii="LMRoman10" w:hAnsi="LMRoman10"/>
         </w:rPr>
       </w:pPr>
-      <w:bookmarkStart w:id="0" w:name="_GoBack"/>
       <w:r>
         <w:rPr>
           <w:rFonts w:ascii="LMRoman10" w:hAnsi="LMRoman10"/>
@@ -141,7 +140,7 @@
           <w:left w:w="10" w:type="dxa"/>
           <w:right w:w="10" w:type="dxa"/>
         </w:tblCellMar>
-        <w:tblLook w:val="0000" w:firstRow="0" w:lastRow="0" w:firstColumn="0" w:lastColumn="0" w:noHBand="0" w:noVBand="0"/>
+        <w:tblLook w:val="04A0" w:firstRow="1" w:lastRow="0" w:firstColumn="1" w:lastColumn="0" w:noHBand="0" w:noVBand="1"/>
       </w:tblPr>
       <w:tblGrid>
         <w:gridCol w:w="800"/>
@@ -5707,7 +5706,7 @@
           <w:left w:w="10" w:type="dxa"/>
           <w:right w:w="10" w:type="dxa"/>
         </w:tblCellMar>
-        <w:tblLook w:val="0000" w:firstRow="0" w:lastRow="0" w:firstColumn="0" w:lastColumn="0" w:noHBand="0" w:noVBand="0"/>
+        <w:tblLook w:val="04A0" w:firstRow="1" w:lastRow="0" w:firstColumn="1" w:lastColumn="0" w:noHBand="0" w:noVBand="1"/>
       </w:tblPr>
       <w:tblGrid>
         <w:gridCol w:w="4400"/>
@@ -41617,6 +41616,7 @@
           <w:sz w:val="24"/>
           <w:szCs w:val="24"/>
         </w:rPr>
+        <w:lastRenderedPageBreak/>
         <w:t>AIDE-MÉMOIRE FINAL — HIGH-YIELD CONCOURS PARASITOLOGIE-MYCOLOGIE &amp; MALADIES INFECTIEUSES</w:t>
       </w:r>
     </w:p>
@@ -41649,7 +41649,7 @@
           <w:left w:w="10" w:type="dxa"/>
           <w:right w:w="10" w:type="dxa"/>
         </w:tblCellMar>
-        <w:tblLook w:val="0000" w:firstRow="0" w:lastRow="0" w:firstColumn="0" w:lastColumn="0" w:noHBand="0" w:noVBand="0"/>
+        <w:tblLook w:val="04A0" w:firstRow="1" w:lastRow="0" w:firstColumn="1" w:lastColumn="0" w:noHBand="0" w:noVBand="1"/>
       </w:tblPr>
       <w:tblGrid>
         <w:gridCol w:w="4680"/>
@@ -42287,6 +42287,411 @@
           </w:p>
         </w:tc>
       </w:tr>
+      <w:tr>
+        <w:tblPrEx>
+          <w:tblCellMar>
+            <w:top w:w="0" w:type="dxa"/>
+            <w:bottom w:w="0" w:type="dxa"/>
+          </w:tblCellMar>
+        </w:tblPrEx>
+        <w:tc>
+          <w:tcPr>
+            <w:tcW w:w="4680" w:type="dxa"/>
+            <w:tcBorders>
+              <w:top w:val="single" w:sz="4" w:space="0" w:color="B0B0B0"/>
+              <w:left w:val="single" w:sz="4" w:space="0" w:color="B0B0B0"/>
+              <w:bottom w:val="single" w:sz="4" w:space="0" w:color="B0B0B0"/>
+              <w:right w:val="single" w:sz="4" w:space="0" w:color="B0B0B0"/>
+            </w:tcBorders>
+            <w:tcMar>
+              <w:top w:w="80" w:type="dxa"/>
+              <w:left w:w="120" w:type="dxa"/>
+              <w:bottom w:w="80" w:type="dxa"/>
+              <w:right w:w="120" w:type="dxa"/>
+            </w:tcMar>
+          </w:tcPr>
+          <w:p>
+            <w:pPr>
+              <w:rPr>
+                <w:rFonts w:ascii="LMRoman10" w:hAnsi="LMRoman10"/>
+              </w:rPr>
+            </w:pPr>
+            <w:r>
+              <w:rPr>
+                <w:rFonts w:ascii="LMRoman10" w:hAnsi="LMRoman10"/>
+                <w:b/>
+                <w:bCs/>
+                <w:color w:val="000000"/>
+                <w:sz w:val="18"/>
+                <w:szCs w:val="18"/>
+              </w:rPr>
+              <w:t>Réservoir strictement HUMAIN</w:t>
+            </w:r>
+          </w:p>
+        </w:tc>
+        <w:tc>
+          <w:tcPr>
+            <w:tcW w:w="4680" w:type="dxa"/>
+            <w:tcBorders>
+              <w:top w:val="single" w:sz="4" w:space="0" w:color="B0B0B0"/>
+              <w:left w:val="single" w:sz="4" w:space="0" w:color="B0B0B0"/>
+              <w:bottom w:val="single" w:sz="4" w:space="0" w:color="B0B0B0"/>
+              <w:right w:val="single" w:sz="4" w:space="0" w:color="B0B0B0"/>
+            </w:tcBorders>
+            <w:tcMar>
+              <w:top w:w="80" w:type="dxa"/>
+              <w:left w:w="120" w:type="dxa"/>
+              <w:bottom w:w="80" w:type="dxa"/>
+              <w:right w:w="120" w:type="dxa"/>
+            </w:tcMar>
+          </w:tcPr>
+          <w:p>
+            <w:pPr>
+              <w:rPr>
+                <w:rFonts w:ascii="LMRoman10" w:hAnsi="LMRoman10"/>
+              </w:rPr>
+            </w:pPr>
+            <w:r>
+              <w:rPr>
+                <w:rFonts w:ascii="LMRoman10" w:hAnsi="LMRoman10"/>
+                <w:b/>
+                <w:bCs/>
+                <w:color w:val="8B0000"/>
+                <w:sz w:val="18"/>
+                <w:szCs w:val="18"/>
+              </w:rPr>
+              <w:t>Paludisme (P. falciparum) · Amibiase · Typhoïde · Choléra · VIH · Bilharzioses</w:t>
+            </w:r>
+          </w:p>
+        </w:tc>
+      </w:tr>
+      <w:tr>
+        <w:tblPrEx>
+          <w:tblCellMar>
+            <w:top w:w="0" w:type="dxa"/>
+            <w:bottom w:w="0" w:type="dxa"/>
+          </w:tblCellMar>
+        </w:tblPrEx>
+        <w:tc>
+          <w:tcPr>
+            <w:tcW w:w="4680" w:type="dxa"/>
+            <w:tcBorders>
+              <w:top w:val="single" w:sz="4" w:space="0" w:color="B0B0B0"/>
+              <w:left w:val="single" w:sz="4" w:space="0" w:color="B0B0B0"/>
+              <w:bottom w:val="single" w:sz="4" w:space="0" w:color="B0B0B0"/>
+              <w:right w:val="single" w:sz="4" w:space="0" w:color="B0B0B0"/>
+            </w:tcBorders>
+            <w:shd w:val="clear" w:color="auto" w:fill="F0F0F0"/>
+            <w:tcMar>
+              <w:top w:w="80" w:type="dxa"/>
+              <w:left w:w="120" w:type="dxa"/>
+              <w:bottom w:w="80" w:type="dxa"/>
+              <w:right w:w="120" w:type="dxa"/>
+            </w:tcMar>
+          </w:tcPr>
+          <w:p>
+            <w:pPr>
+              <w:rPr>
+                <w:rFonts w:ascii="LMRoman10" w:hAnsi="LMRoman10"/>
+              </w:rPr>
+            </w:pPr>
+            <w:r>
+              <w:rPr>
+                <w:rFonts w:ascii="LMRoman10" w:hAnsi="LMRoman10"/>
+                <w:b/>
+                <w:bCs/>
+                <w:color w:val="000000"/>
+                <w:sz w:val="18"/>
+                <w:szCs w:val="18"/>
+              </w:rPr>
+              <w:t>ANTHROPOZOONOSES (réservoir animal)</w:t>
+            </w:r>
+          </w:p>
+        </w:tc>
+        <w:tc>
+          <w:tcPr>
+            <w:tcW w:w="4680" w:type="dxa"/>
+            <w:tcBorders>
+              <w:top w:val="single" w:sz="4" w:space="0" w:color="B0B0B0"/>
+              <w:left w:val="single" w:sz="4" w:space="0" w:color="B0B0B0"/>
+              <w:bottom w:val="single" w:sz="4" w:space="0" w:color="B0B0B0"/>
+              <w:right w:val="single" w:sz="4" w:space="0" w:color="B0B0B0"/>
+            </w:tcBorders>
+            <w:shd w:val="clear" w:color="auto" w:fill="F0F0F0"/>
+            <w:tcMar>
+              <w:top w:w="80" w:type="dxa"/>
+              <w:left w:w="120" w:type="dxa"/>
+              <w:bottom w:w="80" w:type="dxa"/>
+              <w:right w:w="120" w:type="dxa"/>
+            </w:tcMar>
+          </w:tcPr>
+          <w:p>
+            <w:pPr>
+              <w:rPr>
+                <w:rFonts w:ascii="LMRoman10" w:hAnsi="LMRoman10"/>
+              </w:rPr>
+            </w:pPr>
+            <w:r>
+              <w:rPr>
+                <w:rFonts w:ascii="LMRoman10" w:hAnsi="LMRoman10"/>
+                <w:b/>
+                <w:bCs/>
+                <w:color w:val="8B0000"/>
+                <w:sz w:val="18"/>
+                <w:szCs w:val="18"/>
+              </w:rPr>
+              <w:t>Rage · Brucellose · Leptospirose · Leishmaniose · Toxoplasmose · Échinococcose · Rickettsiose · Lyme</w:t>
+            </w:r>
+          </w:p>
+        </w:tc>
+      </w:tr>
+      <w:tr>
+        <w:tblPrEx>
+          <w:tblCellMar>
+            <w:top w:w="0" w:type="dxa"/>
+            <w:bottom w:w="0" w:type="dxa"/>
+          </w:tblCellMar>
+        </w:tblPrEx>
+        <w:tc>
+          <w:tcPr>
+            <w:tcW w:w="4680" w:type="dxa"/>
+            <w:tcBorders>
+              <w:top w:val="single" w:sz="4" w:space="0" w:color="B0B0B0"/>
+              <w:left w:val="single" w:sz="4" w:space="0" w:color="B0B0B0"/>
+              <w:bottom w:val="single" w:sz="4" w:space="0" w:color="B0B0B0"/>
+              <w:right w:val="single" w:sz="4" w:space="0" w:color="B0B0B0"/>
+            </w:tcBorders>
+            <w:tcMar>
+              <w:top w:w="80" w:type="dxa"/>
+              <w:left w:w="120" w:type="dxa"/>
+              <w:bottom w:w="80" w:type="dxa"/>
+              <w:right w:w="120" w:type="dxa"/>
+            </w:tcMar>
+          </w:tcPr>
+          <w:p>
+            <w:pPr>
+              <w:rPr>
+                <w:rFonts w:ascii="LMRoman10" w:hAnsi="LMRoman10"/>
+              </w:rPr>
+            </w:pPr>
+            <w:r>
+              <w:rPr>
+                <w:rFonts w:ascii="LMRoman10" w:hAnsi="LMRoman10"/>
+                <w:b/>
+                <w:bCs/>
+                <w:color w:val="000000"/>
+                <w:sz w:val="18"/>
+                <w:szCs w:val="18"/>
+              </w:rPr>
+              <w:t>Critères de gravité OMS — paludisme grave</w:t>
+            </w:r>
+          </w:p>
+        </w:tc>
+        <w:tc>
+          <w:tcPr>
+            <w:tcW w:w="4680" w:type="dxa"/>
+            <w:tcBorders>
+              <w:top w:val="single" w:sz="4" w:space="0" w:color="B0B0B0"/>
+              <w:left w:val="single" w:sz="4" w:space="0" w:color="B0B0B0"/>
+              <w:bottom w:val="single" w:sz="4" w:space="0" w:color="B0B0B0"/>
+              <w:right w:val="single" w:sz="4" w:space="0" w:color="B0B0B0"/>
+            </w:tcBorders>
+            <w:tcMar>
+              <w:top w:w="80" w:type="dxa"/>
+              <w:left w:w="120" w:type="dxa"/>
+              <w:bottom w:w="80" w:type="dxa"/>
+              <w:right w:w="120" w:type="dxa"/>
+            </w:tcMar>
+          </w:tcPr>
+          <w:p>
+            <w:pPr>
+              <w:rPr>
+                <w:rFonts w:ascii="LMRoman10" w:hAnsi="LMRoman10"/>
+              </w:rPr>
+            </w:pPr>
+            <w:r>
+              <w:rPr>
+                <w:rFonts w:ascii="LMRoman10" w:hAnsi="LMRoman10"/>
+                <w:b/>
+                <w:bCs/>
+                <w:color w:val="8B0000"/>
+                <w:sz w:val="18"/>
+                <w:szCs w:val="18"/>
+              </w:rPr>
+              <w:t>neuropaludisme · parasitémie &gt; 4% · hypoglycémie · acidose · IRA · OAP · CIVD/hémorragie · collapsus · hémoglobinurie · ictère</w:t>
+            </w:r>
+          </w:p>
+        </w:tc>
+      </w:tr>
+      <w:tr>
+        <w:tblPrEx>
+          <w:tblCellMar>
+            <w:top w:w="0" w:type="dxa"/>
+            <w:bottom w:w="0" w:type="dxa"/>
+          </w:tblCellMar>
+        </w:tblPrEx>
+        <w:tc>
+          <w:tcPr>
+            <w:tcW w:w="4680" w:type="dxa"/>
+            <w:tcBorders>
+              <w:top w:val="single" w:sz="4" w:space="0" w:color="B0B0B0"/>
+              <w:left w:val="single" w:sz="4" w:space="0" w:color="B0B0B0"/>
+              <w:bottom w:val="single" w:sz="4" w:space="0" w:color="B0B0B0"/>
+              <w:right w:val="single" w:sz="4" w:space="0" w:color="B0B0B0"/>
+            </w:tcBorders>
+            <w:shd w:val="clear" w:color="auto" w:fill="F0F0F0"/>
+            <w:tcMar>
+              <w:top w:w="80" w:type="dxa"/>
+              <w:left w:w="120" w:type="dxa"/>
+              <w:bottom w:w="80" w:type="dxa"/>
+              <w:right w:w="120" w:type="dxa"/>
+            </w:tcMar>
+          </w:tcPr>
+          <w:p>
+            <w:pPr>
+              <w:rPr>
+                <w:rFonts w:ascii="LMRoman10" w:hAnsi="LMRoman10"/>
+              </w:rPr>
+            </w:pPr>
+            <w:r>
+              <w:rPr>
+                <w:rFonts w:ascii="LMRoman10" w:hAnsi="LMRoman10"/>
+                <w:b/>
+                <w:bCs/>
+                <w:color w:val="000000"/>
+                <w:sz w:val="18"/>
+                <w:szCs w:val="18"/>
+              </w:rPr>
+              <w:t>Incubation COURTE (h → j)</w:t>
+            </w:r>
+          </w:p>
+        </w:tc>
+        <w:tc>
+          <w:tcPr>
+            <w:tcW w:w="4680" w:type="dxa"/>
+            <w:tcBorders>
+              <w:top w:val="single" w:sz="4" w:space="0" w:color="B0B0B0"/>
+              <w:left w:val="single" w:sz="4" w:space="0" w:color="B0B0B0"/>
+              <w:bottom w:val="single" w:sz="4" w:space="0" w:color="B0B0B0"/>
+              <w:right w:val="single" w:sz="4" w:space="0" w:color="B0B0B0"/>
+            </w:tcBorders>
+            <w:shd w:val="clear" w:color="auto" w:fill="F0F0F0"/>
+            <w:tcMar>
+              <w:top w:w="80" w:type="dxa"/>
+              <w:left w:w="120" w:type="dxa"/>
+              <w:bottom w:w="80" w:type="dxa"/>
+              <w:right w:w="120" w:type="dxa"/>
+            </w:tcMar>
+          </w:tcPr>
+          <w:p>
+            <w:pPr>
+              <w:rPr>
+                <w:rFonts w:ascii="LMRoman10" w:hAnsi="LMRoman10"/>
+              </w:rPr>
+            </w:pPr>
+            <w:r>
+              <w:rPr>
+                <w:rFonts w:ascii="LMRoman10" w:hAnsi="LMRoman10"/>
+                <w:b/>
+                <w:bCs/>
+                <w:color w:val="8B0000"/>
+                <w:sz w:val="18"/>
+                <w:szCs w:val="18"/>
+              </w:rPr>
+              <w:t>Choléra (h-5j) · TIAC toxinique staph/B. cereus (1-6 h) · TIAC Salmonella (12-24 h)</w:t>
+            </w:r>
+          </w:p>
+        </w:tc>
+      </w:tr>
+      <w:tr>
+        <w:tblPrEx>
+          <w:tblCellMar>
+            <w:top w:w="0" w:type="dxa"/>
+            <w:bottom w:w="0" w:type="dxa"/>
+          </w:tblCellMar>
+        </w:tblPrEx>
+        <w:tc>
+          <w:tcPr>
+            <w:tcW w:w="4680" w:type="dxa"/>
+            <w:tcBorders>
+              <w:top w:val="single" w:sz="4" w:space="0" w:color="B0B0B0"/>
+              <w:left w:val="single" w:sz="4" w:space="0" w:color="B0B0B0"/>
+              <w:bottom w:val="single" w:sz="4" w:space="0" w:color="B0B0B0"/>
+              <w:right w:val="single" w:sz="4" w:space="0" w:color="B0B0B0"/>
+            </w:tcBorders>
+            <w:tcMar>
+              <w:top w:w="80" w:type="dxa"/>
+              <w:left w:w="120" w:type="dxa"/>
+              <w:bottom w:w="80" w:type="dxa"/>
+              <w:right w:w="120" w:type="dxa"/>
+            </w:tcMar>
+          </w:tcPr>
+          <w:p>
+            <w:pPr>
+              <w:rPr>
+                <w:rFonts w:ascii="LMRoman10" w:hAnsi="LMRoman10"/>
+              </w:rPr>
+            </w:pPr>
+            <w:r>
+              <w:rPr>
+                <w:rFonts w:ascii="LMRoman10" w:hAnsi="LMRoman10"/>
+                <w:b/>
+                <w:bCs/>
+                <w:color w:val="000000"/>
+                <w:sz w:val="18"/>
+                <w:szCs w:val="18"/>
+              </w:rPr>
+              <w:t>Incubation LONGUE</w:t>
+            </w:r>
+            <w:r>
+              <w:rPr>
+                <w:rFonts w:ascii="LMRoman10" w:hAnsi="LMRoman10"/>
+                <w:b/>
+                <w:bCs/>
+                <w:color w:val="000000"/>
+                <w:sz w:val="18"/>
+                <w:szCs w:val="18"/>
+              </w:rPr>
+              <w:t xml:space="preserve"> (sem → ans)</w:t>
+            </w:r>
+          </w:p>
+        </w:tc>
+        <w:tc>
+          <w:tcPr>
+            <w:tcW w:w="4680" w:type="dxa"/>
+            <w:tcBorders>
+              <w:top w:val="single" w:sz="4" w:space="0" w:color="B0B0B0"/>
+              <w:left w:val="single" w:sz="4" w:space="0" w:color="B0B0B0"/>
+              <w:bottom w:val="single" w:sz="4" w:space="0" w:color="B0B0B0"/>
+              <w:right w:val="single" w:sz="4" w:space="0" w:color="B0B0B0"/>
+            </w:tcBorders>
+            <w:tcMar>
+              <w:top w:w="80" w:type="dxa"/>
+              <w:left w:w="120" w:type="dxa"/>
+              <w:bottom w:w="80" w:type="dxa"/>
+              <w:right w:w="120" w:type="dxa"/>
+            </w:tcMar>
+          </w:tcPr>
+          <w:p>
+            <w:pPr>
+              <w:rPr>
+                <w:rFonts w:ascii="LMRoman10" w:hAnsi="LMRoman10"/>
+              </w:rPr>
+            </w:pPr>
+            <w:r>
+              <w:rPr>
+                <w:rFonts w:ascii="LMRoman10" w:hAnsi="LMRoman10"/>
+                <w:b/>
+                <w:bCs/>
+                <w:color w:val="8B0000"/>
+                <w:sz w:val="18"/>
+                <w:szCs w:val="18"/>
+              </w:rPr>
+              <w:t>Rage (sem-mois) · Tétanos (3-21 j) · Hydatidose (années) · VIH→SIDA (années) · Brucellose (1-3 sem)</w:t>
+            </w:r>
+          </w:p>
+        </w:tc>
+      </w:tr>
     </w:tbl>
     <w:p>
       <w:pPr>
@@ -42317,7 +42722,7 @@
           <w:left w:w="10" w:type="dxa"/>
           <w:right w:w="10" w:type="dxa"/>
         </w:tblCellMar>
-        <w:tblLook w:val="0000" w:firstRow="0" w:lastRow="0" w:firstColumn="0" w:lastColumn="0" w:noHBand="0" w:noVBand="0"/>
+        <w:tblLook w:val="04A0" w:firstRow="1" w:lastRow="0" w:firstColumn="1" w:lastColumn="0" w:noHBand="0" w:noVBand="1"/>
       </w:tblPr>
       <w:tblGrid>
         <w:gridCol w:w="4500"/>
@@ -42928,6 +43333,7 @@
                 <w:sz w:val="18"/>
                 <w:szCs w:val="18"/>
               </w:rPr>
+              <w:lastRenderedPageBreak/>
               <w:t>Sérodiagnostic de Widal &amp; Félix</w:t>
             </w:r>
           </w:p>
@@ -43352,6 +43758,776 @@
           </w:p>
         </w:tc>
       </w:tr>
+      <w:tr>
+        <w:tblPrEx>
+          <w:tblCellMar>
+            <w:top w:w="0" w:type="dxa"/>
+            <w:bottom w:w="0" w:type="dxa"/>
+          </w:tblCellMar>
+        </w:tblPrEx>
+        <w:tc>
+          <w:tcPr>
+            <w:tcW w:w="4500" w:type="dxa"/>
+            <w:tcBorders>
+              <w:top w:val="single" w:sz="4" w:space="0" w:color="B0B0B0"/>
+              <w:left w:val="single" w:sz="4" w:space="0" w:color="B0B0B0"/>
+              <w:bottom w:val="single" w:sz="4" w:space="0" w:color="B0B0B0"/>
+              <w:right w:val="single" w:sz="4" w:space="0" w:color="B0B0B0"/>
+            </w:tcBorders>
+            <w:tcMar>
+              <w:top w:w="80" w:type="dxa"/>
+              <w:left w:w="120" w:type="dxa"/>
+              <w:bottom w:w="80" w:type="dxa"/>
+              <w:right w:w="120" w:type="dxa"/>
+            </w:tcMar>
+          </w:tcPr>
+          <w:p>
+            <w:pPr>
+              <w:rPr>
+                <w:rFonts w:ascii="LMRoman10" w:hAnsi="LMRoman10"/>
+              </w:rPr>
+            </w:pPr>
+            <w:r>
+              <w:rPr>
+                <w:rFonts w:ascii="LMRoman10" w:hAnsi="LMRoman10"/>
+                <w:b/>
+                <w:bCs/>
+                <w:color w:val="000000"/>
+                <w:sz w:val="18"/>
+                <w:szCs w:val="18"/>
+              </w:rPr>
+              <w:t>LCS clair lymphocytaire + HYPOglycorachie</w:t>
+            </w:r>
+          </w:p>
+        </w:tc>
+        <w:tc>
+          <w:tcPr>
+            <w:tcW w:w="4860" w:type="dxa"/>
+            <w:tcBorders>
+              <w:top w:val="single" w:sz="4" w:space="0" w:color="B0B0B0"/>
+              <w:left w:val="single" w:sz="4" w:space="0" w:color="B0B0B0"/>
+              <w:bottom w:val="single" w:sz="4" w:space="0" w:color="B0B0B0"/>
+              <w:right w:val="single" w:sz="4" w:space="0" w:color="B0B0B0"/>
+            </w:tcBorders>
+            <w:tcMar>
+              <w:top w:w="80" w:type="dxa"/>
+              <w:left w:w="120" w:type="dxa"/>
+              <w:bottom w:w="80" w:type="dxa"/>
+              <w:right w:w="120" w:type="dxa"/>
+            </w:tcMar>
+          </w:tcPr>
+          <w:p>
+            <w:pPr>
+              <w:rPr>
+                <w:rFonts w:ascii="LMRoman10" w:hAnsi="LMRoman10"/>
+              </w:rPr>
+            </w:pPr>
+            <w:r>
+              <w:rPr>
+                <w:rFonts w:ascii="LMRoman10" w:hAnsi="LMRoman10"/>
+                <w:color w:val="000000"/>
+                <w:sz w:val="18"/>
+                <w:szCs w:val="18"/>
+              </w:rPr>
+              <w:t>Méningite tuberculeuse / listérienne (herpès = normoglycorachie)</w:t>
+            </w:r>
+          </w:p>
+        </w:tc>
+      </w:tr>
+      <w:tr>
+        <w:tblPrEx>
+          <w:tblCellMar>
+            <w:top w:w="0" w:type="dxa"/>
+            <w:bottom w:w="0" w:type="dxa"/>
+          </w:tblCellMar>
+        </w:tblPrEx>
+        <w:tc>
+          <w:tcPr>
+            <w:tcW w:w="4500" w:type="dxa"/>
+            <w:tcBorders>
+              <w:top w:val="single" w:sz="4" w:space="0" w:color="B0B0B0"/>
+              <w:left w:val="single" w:sz="4" w:space="0" w:color="B0B0B0"/>
+              <w:bottom w:val="single" w:sz="4" w:space="0" w:color="B0B0B0"/>
+              <w:right w:val="single" w:sz="4" w:space="0" w:color="B0B0B0"/>
+            </w:tcBorders>
+            <w:shd w:val="clear" w:color="auto" w:fill="F0F0F0"/>
+            <w:tcMar>
+              <w:top w:w="80" w:type="dxa"/>
+              <w:left w:w="120" w:type="dxa"/>
+              <w:bottom w:w="80" w:type="dxa"/>
+              <w:right w:w="120" w:type="dxa"/>
+            </w:tcMar>
+          </w:tcPr>
+          <w:p>
+            <w:pPr>
+              <w:rPr>
+                <w:rFonts w:ascii="LMRoman10" w:hAnsi="LMRoman10"/>
+              </w:rPr>
+            </w:pPr>
+            <w:r>
+              <w:rPr>
+                <w:rFonts w:ascii="LMRoman10" w:hAnsi="LMRoman10"/>
+                <w:b/>
+                <w:bCs/>
+                <w:color w:val="000000"/>
+                <w:sz w:val="18"/>
+                <w:szCs w:val="18"/>
+              </w:rPr>
+              <w:t>LCS clair + hypoglycorachie + ADA élevée</w:t>
+            </w:r>
+          </w:p>
+        </w:tc>
+        <w:tc>
+          <w:tcPr>
+            <w:tcW w:w="4860" w:type="dxa"/>
+            <w:tcBorders>
+              <w:top w:val="single" w:sz="4" w:space="0" w:color="B0B0B0"/>
+              <w:left w:val="single" w:sz="4" w:space="0" w:color="B0B0B0"/>
+              <w:bottom w:val="single" w:sz="4" w:space="0" w:color="B0B0B0"/>
+              <w:right w:val="single" w:sz="4" w:space="0" w:color="B0B0B0"/>
+            </w:tcBorders>
+            <w:shd w:val="clear" w:color="auto" w:fill="F0F0F0"/>
+            <w:tcMar>
+              <w:top w:w="80" w:type="dxa"/>
+              <w:left w:w="120" w:type="dxa"/>
+              <w:bottom w:w="80" w:type="dxa"/>
+              <w:right w:w="120" w:type="dxa"/>
+            </w:tcMar>
+          </w:tcPr>
+          <w:p>
+            <w:pPr>
+              <w:rPr>
+                <w:rFonts w:ascii="LMRoman10" w:hAnsi="LMRoman10"/>
+              </w:rPr>
+            </w:pPr>
+            <w:r>
+              <w:rPr>
+                <w:rFonts w:ascii="LMRoman10" w:hAnsi="LMRoman10"/>
+                <w:color w:val="000000"/>
+                <w:sz w:val="18"/>
+                <w:szCs w:val="18"/>
+              </w:rPr>
+              <w:t>Méningite tuberculeuse</w:t>
+            </w:r>
+          </w:p>
+        </w:tc>
+      </w:tr>
+      <w:tr>
+        <w:tblPrEx>
+          <w:tblCellMar>
+            <w:top w:w="0" w:type="dxa"/>
+            <w:bottom w:w="0" w:type="dxa"/>
+          </w:tblCellMar>
+        </w:tblPrEx>
+        <w:tc>
+          <w:tcPr>
+            <w:tcW w:w="4500" w:type="dxa"/>
+            <w:tcBorders>
+              <w:top w:val="single" w:sz="4" w:space="0" w:color="B0B0B0"/>
+              <w:left w:val="single" w:sz="4" w:space="0" w:color="B0B0B0"/>
+              <w:bottom w:val="single" w:sz="4" w:space="0" w:color="B0B0B0"/>
+              <w:right w:val="single" w:sz="4" w:space="0" w:color="B0B0B0"/>
+            </w:tcBorders>
+            <w:tcMar>
+              <w:top w:w="80" w:type="dxa"/>
+              <w:left w:w="120" w:type="dxa"/>
+              <w:bottom w:w="80" w:type="dxa"/>
+              <w:right w:w="120" w:type="dxa"/>
+            </w:tcMar>
+          </w:tcPr>
+          <w:p>
+            <w:pPr>
+              <w:rPr>
+                <w:rFonts w:ascii="LMRoman10" w:hAnsi="LMRoman10"/>
+              </w:rPr>
+            </w:pPr>
+            <w:r>
+              <w:rPr>
+                <w:rFonts w:ascii="LMRoman10" w:hAnsi="LMRoman10"/>
+                <w:b/>
+                <w:bCs/>
+                <w:color w:val="000000"/>
+                <w:sz w:val="18"/>
+                <w:szCs w:val="18"/>
+              </w:rPr>
+              <w:t>Myéloculture (la + sensible) / hémoculture</w:t>
+            </w:r>
+          </w:p>
+        </w:tc>
+        <w:tc>
+          <w:tcPr>
+            <w:tcW w:w="4860" w:type="dxa"/>
+            <w:tcBorders>
+              <w:top w:val="single" w:sz="4" w:space="0" w:color="B0B0B0"/>
+              <w:left w:val="single" w:sz="4" w:space="0" w:color="B0B0B0"/>
+              <w:bottom w:val="single" w:sz="4" w:space="0" w:color="B0B0B0"/>
+              <w:right w:val="single" w:sz="4" w:space="0" w:color="B0B0B0"/>
+            </w:tcBorders>
+            <w:tcMar>
+              <w:top w:w="80" w:type="dxa"/>
+              <w:left w:w="120" w:type="dxa"/>
+              <w:bottom w:w="80" w:type="dxa"/>
+              <w:right w:w="120" w:type="dxa"/>
+            </w:tcMar>
+          </w:tcPr>
+          <w:p>
+            <w:pPr>
+              <w:rPr>
+                <w:rFonts w:ascii="LMRoman10" w:hAnsi="LMRoman10"/>
+              </w:rPr>
+            </w:pPr>
+            <w:r>
+              <w:rPr>
+                <w:rFonts w:ascii="LMRoman10" w:hAnsi="LMRoman10"/>
+                <w:color w:val="000000"/>
+                <w:sz w:val="18"/>
+                <w:szCs w:val="18"/>
+              </w:rPr>
+              <w:t>Fièvre typhoïde (+ coproculture plus tardive)</w:t>
+            </w:r>
+          </w:p>
+        </w:tc>
+      </w:tr>
+      <w:tr>
+        <w:tblPrEx>
+          <w:tblCellMar>
+            <w:top w:w="0" w:type="dxa"/>
+            <w:bottom w:w="0" w:type="dxa"/>
+          </w:tblCellMar>
+        </w:tblPrEx>
+        <w:tc>
+          <w:tcPr>
+            <w:tcW w:w="4500" w:type="dxa"/>
+            <w:tcBorders>
+              <w:top w:val="single" w:sz="4" w:space="0" w:color="B0B0B0"/>
+              <w:left w:val="single" w:sz="4" w:space="0" w:color="B0B0B0"/>
+              <w:bottom w:val="single" w:sz="4" w:space="0" w:color="B0B0B0"/>
+              <w:right w:val="single" w:sz="4" w:space="0" w:color="B0B0B0"/>
+            </w:tcBorders>
+            <w:shd w:val="clear" w:color="auto" w:fill="F0F0F0"/>
+            <w:tcMar>
+              <w:top w:w="80" w:type="dxa"/>
+              <w:left w:w="120" w:type="dxa"/>
+              <w:bottom w:w="80" w:type="dxa"/>
+              <w:right w:w="120" w:type="dxa"/>
+            </w:tcMar>
+          </w:tcPr>
+          <w:p>
+            <w:pPr>
+              <w:rPr>
+                <w:rFonts w:ascii="LMRoman10" w:hAnsi="LMRoman10"/>
+              </w:rPr>
+            </w:pPr>
+            <w:r>
+              <w:rPr>
+                <w:rFonts w:ascii="LMRoman10" w:hAnsi="LMRoman10"/>
+                <w:b/>
+                <w:bCs/>
+                <w:color w:val="000000"/>
+                <w:sz w:val="18"/>
+                <w:szCs w:val="18"/>
+              </w:rPr>
+              <w:t>Frottis de moelle / sérologie</w:t>
+            </w:r>
+          </w:p>
+        </w:tc>
+        <w:tc>
+          <w:tcPr>
+            <w:tcW w:w="4860" w:type="dxa"/>
+            <w:tcBorders>
+              <w:top w:val="single" w:sz="4" w:space="0" w:color="B0B0B0"/>
+              <w:left w:val="single" w:sz="4" w:space="0" w:color="B0B0B0"/>
+              <w:bottom w:val="single" w:sz="4" w:space="0" w:color="B0B0B0"/>
+              <w:right w:val="single" w:sz="4" w:space="0" w:color="B0B0B0"/>
+            </w:tcBorders>
+            <w:shd w:val="clear" w:color="auto" w:fill="F0F0F0"/>
+            <w:tcMar>
+              <w:top w:w="80" w:type="dxa"/>
+              <w:left w:w="120" w:type="dxa"/>
+              <w:bottom w:w="80" w:type="dxa"/>
+              <w:right w:w="120" w:type="dxa"/>
+            </w:tcMar>
+          </w:tcPr>
+          <w:p>
+            <w:pPr>
+              <w:rPr>
+                <w:rFonts w:ascii="LMRoman10" w:hAnsi="LMRoman10"/>
+              </w:rPr>
+            </w:pPr>
+            <w:r>
+              <w:rPr>
+                <w:rFonts w:ascii="LMRoman10" w:hAnsi="LMRoman10"/>
+                <w:color w:val="000000"/>
+                <w:sz w:val="18"/>
+                <w:szCs w:val="18"/>
+              </w:rPr>
+              <w:t>Leishmaniose viscérale (corps de Leishman-Donovan)</w:t>
+            </w:r>
+          </w:p>
+        </w:tc>
+      </w:tr>
+      <w:tr>
+        <w:tblPrEx>
+          <w:tblCellMar>
+            <w:top w:w="0" w:type="dxa"/>
+            <w:bottom w:w="0" w:type="dxa"/>
+          </w:tblCellMar>
+        </w:tblPrEx>
+        <w:tc>
+          <w:tcPr>
+            <w:tcW w:w="4500" w:type="dxa"/>
+            <w:tcBorders>
+              <w:top w:val="single" w:sz="4" w:space="0" w:color="B0B0B0"/>
+              <w:left w:val="single" w:sz="4" w:space="0" w:color="B0B0B0"/>
+              <w:bottom w:val="single" w:sz="4" w:space="0" w:color="B0B0B0"/>
+              <w:right w:val="single" w:sz="4" w:space="0" w:color="B0B0B0"/>
+            </w:tcBorders>
+            <w:tcMar>
+              <w:top w:w="80" w:type="dxa"/>
+              <w:left w:w="120" w:type="dxa"/>
+              <w:bottom w:w="80" w:type="dxa"/>
+              <w:right w:w="120" w:type="dxa"/>
+            </w:tcMar>
+          </w:tcPr>
+          <w:p>
+            <w:pPr>
+              <w:rPr>
+                <w:rFonts w:ascii="LMRoman10" w:hAnsi="LMRoman10"/>
+              </w:rPr>
+            </w:pPr>
+            <w:r>
+              <w:rPr>
+                <w:rFonts w:ascii="LMRoman10" w:hAnsi="LMRoman10"/>
+                <w:b/>
+                <w:bCs/>
+                <w:color w:val="000000"/>
+                <w:sz w:val="18"/>
+                <w:szCs w:val="18"/>
+              </w:rPr>
+              <w:t>Œufs dans les urines terminales</w:t>
+            </w:r>
+          </w:p>
+        </w:tc>
+        <w:tc>
+          <w:tcPr>
+            <w:tcW w:w="4860" w:type="dxa"/>
+            <w:tcBorders>
+              <w:top w:val="single" w:sz="4" w:space="0" w:color="B0B0B0"/>
+              <w:left w:val="single" w:sz="4" w:space="0" w:color="B0B0B0"/>
+              <w:bottom w:val="single" w:sz="4" w:space="0" w:color="B0B0B0"/>
+              <w:right w:val="single" w:sz="4" w:space="0" w:color="B0B0B0"/>
+            </w:tcBorders>
+            <w:tcMar>
+              <w:top w:w="80" w:type="dxa"/>
+              <w:left w:w="120" w:type="dxa"/>
+              <w:bottom w:w="80" w:type="dxa"/>
+              <w:right w:w="120" w:type="dxa"/>
+            </w:tcMar>
+          </w:tcPr>
+          <w:p>
+            <w:pPr>
+              <w:rPr>
+                <w:rFonts w:ascii="LMRoman10" w:hAnsi="LMRoman10"/>
+              </w:rPr>
+            </w:pPr>
+            <w:r>
+              <w:rPr>
+                <w:rFonts w:ascii="LMRoman10" w:hAnsi="LMRoman10"/>
+                <w:color w:val="000000"/>
+                <w:sz w:val="18"/>
+                <w:szCs w:val="18"/>
+              </w:rPr>
+              <w:t>Bilharziose uro-génitale (S. haematobium)</w:t>
+            </w:r>
+          </w:p>
+        </w:tc>
+      </w:tr>
+      <w:tr>
+        <w:tblPrEx>
+          <w:tblCellMar>
+            <w:top w:w="0" w:type="dxa"/>
+            <w:bottom w:w="0" w:type="dxa"/>
+          </w:tblCellMar>
+        </w:tblPrEx>
+        <w:tc>
+          <w:tcPr>
+            <w:tcW w:w="4500" w:type="dxa"/>
+            <w:tcBorders>
+              <w:top w:val="single" w:sz="4" w:space="0" w:color="B0B0B0"/>
+              <w:left w:val="single" w:sz="4" w:space="0" w:color="B0B0B0"/>
+              <w:bottom w:val="single" w:sz="4" w:space="0" w:color="B0B0B0"/>
+              <w:right w:val="single" w:sz="4" w:space="0" w:color="B0B0B0"/>
+            </w:tcBorders>
+            <w:shd w:val="clear" w:color="auto" w:fill="F0F0F0"/>
+            <w:tcMar>
+              <w:top w:w="80" w:type="dxa"/>
+              <w:left w:w="120" w:type="dxa"/>
+              <w:bottom w:w="80" w:type="dxa"/>
+              <w:right w:w="120" w:type="dxa"/>
+            </w:tcMar>
+          </w:tcPr>
+          <w:p>
+            <w:pPr>
+              <w:rPr>
+                <w:rFonts w:ascii="LMRoman10" w:hAnsi="LMRoman10"/>
+              </w:rPr>
+            </w:pPr>
+            <w:r>
+              <w:rPr>
+                <w:rFonts w:ascii="LMRoman10" w:hAnsi="LMRoman10"/>
+                <w:b/>
+                <w:bCs/>
+                <w:color w:val="000000"/>
+                <w:sz w:val="18"/>
+                <w:szCs w:val="18"/>
+              </w:rPr>
+              <w:t>Œufs dans les selles</w:t>
+            </w:r>
+          </w:p>
+        </w:tc>
+        <w:tc>
+          <w:tcPr>
+            <w:tcW w:w="4860" w:type="dxa"/>
+            <w:tcBorders>
+              <w:top w:val="single" w:sz="4" w:space="0" w:color="B0B0B0"/>
+              <w:left w:val="single" w:sz="4" w:space="0" w:color="B0B0B0"/>
+              <w:bottom w:val="single" w:sz="4" w:space="0" w:color="B0B0B0"/>
+              <w:right w:val="single" w:sz="4" w:space="0" w:color="B0B0B0"/>
+            </w:tcBorders>
+            <w:shd w:val="clear" w:color="auto" w:fill="F0F0F0"/>
+            <w:tcMar>
+              <w:top w:w="80" w:type="dxa"/>
+              <w:left w:w="120" w:type="dxa"/>
+              <w:bottom w:w="80" w:type="dxa"/>
+              <w:right w:w="120" w:type="dxa"/>
+            </w:tcMar>
+          </w:tcPr>
+          <w:p>
+            <w:pPr>
+              <w:rPr>
+                <w:rFonts w:ascii="LMRoman10" w:hAnsi="LMRoman10"/>
+              </w:rPr>
+            </w:pPr>
+            <w:r>
+              <w:rPr>
+                <w:rFonts w:ascii="LMRoman10" w:hAnsi="LMRoman10"/>
+                <w:color w:val="000000"/>
+                <w:sz w:val="18"/>
+                <w:szCs w:val="18"/>
+              </w:rPr>
+              <w:t>Bilharziose intestinale (S. mansoni) · helminthes digestifs</w:t>
+            </w:r>
+          </w:p>
+        </w:tc>
+      </w:tr>
+      <w:tr>
+        <w:tblPrEx>
+          <w:tblCellMar>
+            <w:top w:w="0" w:type="dxa"/>
+            <w:bottom w:w="0" w:type="dxa"/>
+          </w:tblCellMar>
+        </w:tblPrEx>
+        <w:tc>
+          <w:tcPr>
+            <w:tcW w:w="4500" w:type="dxa"/>
+            <w:tcBorders>
+              <w:top w:val="single" w:sz="4" w:space="0" w:color="B0B0B0"/>
+              <w:left w:val="single" w:sz="4" w:space="0" w:color="B0B0B0"/>
+              <w:bottom w:val="single" w:sz="4" w:space="0" w:color="B0B0B0"/>
+              <w:right w:val="single" w:sz="4" w:space="0" w:color="B0B0B0"/>
+            </w:tcBorders>
+            <w:tcMar>
+              <w:top w:w="80" w:type="dxa"/>
+              <w:left w:w="120" w:type="dxa"/>
+              <w:bottom w:w="80" w:type="dxa"/>
+              <w:right w:w="120" w:type="dxa"/>
+            </w:tcMar>
+          </w:tcPr>
+          <w:p>
+            <w:pPr>
+              <w:rPr>
+                <w:rFonts w:ascii="LMRoman10" w:hAnsi="LMRoman10"/>
+              </w:rPr>
+            </w:pPr>
+            <w:r>
+              <w:rPr>
+                <w:rFonts w:ascii="LMRoman10" w:hAnsi="LMRoman10"/>
+                <w:b/>
+                <w:bCs/>
+                <w:color w:val="000000"/>
+                <w:sz w:val="18"/>
+                <w:szCs w:val="18"/>
+              </w:rPr>
+              <w:t>Sérologie hydatique (kyste : NE PAS ponctionner)</w:t>
+            </w:r>
+          </w:p>
+        </w:tc>
+        <w:tc>
+          <w:tcPr>
+            <w:tcW w:w="4860" w:type="dxa"/>
+            <w:tcBorders>
+              <w:top w:val="single" w:sz="4" w:space="0" w:color="B0B0B0"/>
+              <w:left w:val="single" w:sz="4" w:space="0" w:color="B0B0B0"/>
+              <w:bottom w:val="single" w:sz="4" w:space="0" w:color="B0B0B0"/>
+              <w:right w:val="single" w:sz="4" w:space="0" w:color="B0B0B0"/>
+            </w:tcBorders>
+            <w:tcMar>
+              <w:top w:w="80" w:type="dxa"/>
+              <w:left w:w="120" w:type="dxa"/>
+              <w:bottom w:w="80" w:type="dxa"/>
+              <w:right w:w="120" w:type="dxa"/>
+            </w:tcMar>
+          </w:tcPr>
+          <w:p>
+            <w:pPr>
+              <w:rPr>
+                <w:rFonts w:ascii="LMRoman10" w:hAnsi="LMRoman10"/>
+              </w:rPr>
+            </w:pPr>
+            <w:r>
+              <w:rPr>
+                <w:rFonts w:ascii="LMRoman10" w:hAnsi="LMRoman10"/>
+                <w:color w:val="000000"/>
+                <w:sz w:val="18"/>
+                <w:szCs w:val="18"/>
+              </w:rPr>
+              <w:t>Échinococcose / hydatidose</w:t>
+            </w:r>
+          </w:p>
+        </w:tc>
+      </w:tr>
+      <w:tr>
+        <w:tblPrEx>
+          <w:tblCellMar>
+            <w:top w:w="0" w:type="dxa"/>
+            <w:bottom w:w="0" w:type="dxa"/>
+          </w:tblCellMar>
+        </w:tblPrEx>
+        <w:tc>
+          <w:tcPr>
+            <w:tcW w:w="4500" w:type="dxa"/>
+            <w:tcBorders>
+              <w:top w:val="single" w:sz="4" w:space="0" w:color="B0B0B0"/>
+              <w:left w:val="single" w:sz="4" w:space="0" w:color="B0B0B0"/>
+              <w:bottom w:val="single" w:sz="4" w:space="0" w:color="B0B0B0"/>
+              <w:right w:val="single" w:sz="4" w:space="0" w:color="B0B0B0"/>
+            </w:tcBorders>
+            <w:shd w:val="clear" w:color="auto" w:fill="F0F0F0"/>
+            <w:tcMar>
+              <w:top w:w="80" w:type="dxa"/>
+              <w:left w:w="120" w:type="dxa"/>
+              <w:bottom w:w="80" w:type="dxa"/>
+              <w:right w:w="120" w:type="dxa"/>
+            </w:tcMar>
+          </w:tcPr>
+          <w:p>
+            <w:pPr>
+              <w:rPr>
+                <w:rFonts w:ascii="LMRoman10" w:hAnsi="LMRoman10"/>
+              </w:rPr>
+            </w:pPr>
+            <w:r>
+              <w:rPr>
+                <w:rFonts w:ascii="LMRoman10" w:hAnsi="LMRoman10"/>
+                <w:b/>
+                <w:bCs/>
+                <w:color w:val="000000"/>
+                <w:sz w:val="18"/>
+                <w:szCs w:val="18"/>
+              </w:rPr>
+              <w:t>Ag HBs = infection | Ac anti-HBs = immunité</w:t>
+            </w:r>
+          </w:p>
+        </w:tc>
+        <w:tc>
+          <w:tcPr>
+            <w:tcW w:w="4860" w:type="dxa"/>
+            <w:tcBorders>
+              <w:top w:val="single" w:sz="4" w:space="0" w:color="B0B0B0"/>
+              <w:left w:val="single" w:sz="4" w:space="0" w:color="B0B0B0"/>
+              <w:bottom w:val="single" w:sz="4" w:space="0" w:color="B0B0B0"/>
+              <w:right w:val="single" w:sz="4" w:space="0" w:color="B0B0B0"/>
+            </w:tcBorders>
+            <w:shd w:val="clear" w:color="auto" w:fill="F0F0F0"/>
+            <w:tcMar>
+              <w:top w:w="80" w:type="dxa"/>
+              <w:left w:w="120" w:type="dxa"/>
+              <w:bottom w:w="80" w:type="dxa"/>
+              <w:right w:w="120" w:type="dxa"/>
+            </w:tcMar>
+          </w:tcPr>
+          <w:p>
+            <w:pPr>
+              <w:rPr>
+                <w:rFonts w:ascii="LMRoman10" w:hAnsi="LMRoman10"/>
+              </w:rPr>
+            </w:pPr>
+            <w:r>
+              <w:rPr>
+                <w:rFonts w:ascii="LMRoman10" w:hAnsi="LMRoman10"/>
+                <w:color w:val="000000"/>
+                <w:sz w:val="18"/>
+                <w:szCs w:val="18"/>
+              </w:rPr>
+              <w:t>Statut hépatite B (dépistage AES)</w:t>
+            </w:r>
+          </w:p>
+        </w:tc>
+      </w:tr>
+      <w:tr>
+        <w:tblPrEx>
+          <w:tblCellMar>
+            <w:top w:w="0" w:type="dxa"/>
+            <w:bottom w:w="0" w:type="dxa"/>
+          </w:tblCellMar>
+        </w:tblPrEx>
+        <w:tc>
+          <w:tcPr>
+            <w:tcW w:w="4500" w:type="dxa"/>
+            <w:tcBorders>
+              <w:top w:val="single" w:sz="4" w:space="0" w:color="B0B0B0"/>
+              <w:left w:val="single" w:sz="4" w:space="0" w:color="B0B0B0"/>
+              <w:bottom w:val="single" w:sz="4" w:space="0" w:color="B0B0B0"/>
+              <w:right w:val="single" w:sz="4" w:space="0" w:color="B0B0B0"/>
+            </w:tcBorders>
+            <w:tcMar>
+              <w:top w:w="80" w:type="dxa"/>
+              <w:left w:w="120" w:type="dxa"/>
+              <w:bottom w:w="80" w:type="dxa"/>
+              <w:right w:w="120" w:type="dxa"/>
+            </w:tcMar>
+          </w:tcPr>
+          <w:p>
+            <w:pPr>
+              <w:rPr>
+                <w:rFonts w:ascii="LMRoman10" w:hAnsi="LMRoman10"/>
+              </w:rPr>
+            </w:pPr>
+            <w:r>
+              <w:rPr>
+                <w:rFonts w:ascii="LMRoman10" w:hAnsi="LMRoman10"/>
+                <w:b/>
+                <w:bCs/>
+                <w:color w:val="000000"/>
+                <w:sz w:val="18"/>
+                <w:szCs w:val="18"/>
+              </w:rPr>
+              <w:t>ELISA combiné Ag p24 + Ac → Western-blot</w:t>
+            </w:r>
+          </w:p>
+        </w:tc>
+        <w:tc>
+          <w:tcPr>
+            <w:tcW w:w="4860" w:type="dxa"/>
+            <w:tcBorders>
+              <w:top w:val="single" w:sz="4" w:space="0" w:color="B0B0B0"/>
+              <w:left w:val="single" w:sz="4" w:space="0" w:color="B0B0B0"/>
+              <w:bottom w:val="single" w:sz="4" w:space="0" w:color="B0B0B0"/>
+              <w:right w:val="single" w:sz="4" w:space="0" w:color="B0B0B0"/>
+            </w:tcBorders>
+            <w:tcMar>
+              <w:top w:w="80" w:type="dxa"/>
+              <w:left w:w="120" w:type="dxa"/>
+              <w:bottom w:w="80" w:type="dxa"/>
+              <w:right w:w="120" w:type="dxa"/>
+            </w:tcMar>
+          </w:tcPr>
+          <w:p>
+            <w:pPr>
+              <w:rPr>
+                <w:rFonts w:ascii="LMRoman10" w:hAnsi="LMRoman10"/>
+              </w:rPr>
+            </w:pPr>
+            <w:r>
+              <w:rPr>
+                <w:rFonts w:ascii="LMRoman10" w:hAnsi="LMRoman10"/>
+                <w:color w:val="000000"/>
+                <w:sz w:val="18"/>
+                <w:szCs w:val="18"/>
+              </w:rPr>
+              <w:t>VIH (dépistage puis confirmation)</w:t>
+            </w:r>
+          </w:p>
+        </w:tc>
+      </w:tr>
+      <w:tr>
+        <w:tblPrEx>
+          <w:tblCellMar>
+            <w:top w:w="0" w:type="dxa"/>
+            <w:bottom w:w="0" w:type="dxa"/>
+          </w:tblCellMar>
+        </w:tblPrEx>
+        <w:tc>
+          <w:tcPr>
+            <w:tcW w:w="4500" w:type="dxa"/>
+            <w:tcBorders>
+              <w:top w:val="single" w:sz="4" w:space="0" w:color="B0B0B0"/>
+              <w:left w:val="single" w:sz="4" w:space="0" w:color="B0B0B0"/>
+              <w:bottom w:val="single" w:sz="4" w:space="0" w:color="B0B0B0"/>
+              <w:right w:val="single" w:sz="4" w:space="0" w:color="B0B0B0"/>
+            </w:tcBorders>
+            <w:shd w:val="clear" w:color="auto" w:fill="F0F0F0"/>
+            <w:tcMar>
+              <w:top w:w="80" w:type="dxa"/>
+              <w:left w:w="120" w:type="dxa"/>
+              <w:bottom w:w="80" w:type="dxa"/>
+              <w:right w:w="120" w:type="dxa"/>
+            </w:tcMar>
+          </w:tcPr>
+          <w:p>
+            <w:pPr>
+              <w:rPr>
+                <w:rFonts w:ascii="LMRoman10" w:hAnsi="LMRoman10"/>
+              </w:rPr>
+            </w:pPr>
+            <w:r>
+              <w:rPr>
+                <w:rFonts w:ascii="LMRoman10" w:hAnsi="LMRoman10"/>
+                <w:b/>
+                <w:bCs/>
+                <w:color w:val="000000"/>
+                <w:sz w:val="18"/>
+                <w:szCs w:val="18"/>
+              </w:rPr>
+              <w:t>Goutte épaisse négative</w:t>
+            </w:r>
+          </w:p>
+        </w:tc>
+        <w:tc>
+          <w:tcPr>
+            <w:tcW w:w="4860" w:type="dxa"/>
+            <w:tcBorders>
+              <w:top w:val="single" w:sz="4" w:space="0" w:color="B0B0B0"/>
+              <w:left w:val="single" w:sz="4" w:space="0" w:color="B0B0B0"/>
+              <w:bottom w:val="single" w:sz="4" w:space="0" w:color="B0B0B0"/>
+              <w:right w:val="single" w:sz="4" w:space="0" w:color="B0B0B0"/>
+            </w:tcBorders>
+            <w:shd w:val="clear" w:color="auto" w:fill="F0F0F0"/>
+            <w:tcMar>
+              <w:top w:w="80" w:type="dxa"/>
+              <w:left w:w="120" w:type="dxa"/>
+              <w:bottom w:w="80" w:type="dxa"/>
+              <w:right w:w="120" w:type="dxa"/>
+            </w:tcMar>
+          </w:tcPr>
+          <w:p>
+            <w:pPr>
+              <w:rPr>
+                <w:rFonts w:ascii="LMRoman10" w:hAnsi="LMRoman10"/>
+              </w:rPr>
+            </w:pPr>
+            <w:r>
+              <w:rPr>
+                <w:rFonts w:ascii="LMRoman10" w:hAnsi="LMRoman10"/>
+                <w:color w:val="000000"/>
+                <w:sz w:val="18"/>
+                <w:szCs w:val="18"/>
+              </w:rPr>
+              <w:t>N'ÉLIMINE PAS le paludisme — répéter à 12-24 h</w:t>
+            </w:r>
+          </w:p>
+        </w:tc>
+      </w:tr>
     </w:tbl>
     <w:p>
       <w:pPr>
@@ -43408,16 +44584,16 @@
           <w:iCs/>
           <w:color w:val="B45309"/>
         </w:rPr>
-        <w:t>VECTEURS : phlébotome = leishmaniose · anophèle = paludisme · glossine = trypanosomiase africaine · réduve = maladie</w:t>
-      </w:r>
-      <w:r>
-        <w:rPr>
-          <w:rFonts w:ascii="LMRoman10" w:hAnsi="LMRoman10"/>
-          <w:i/>
-          <w:iCs/>
-          <w:color w:val="B45309"/>
-        </w:rPr>
-        <w:t xml:space="preserve"> de Chagas · tique = FBM + Lyme · pou = typhus + fièvre récurrente</w:t>
+        <w:t>VECTEURS : phlébotome = leishmaniose · anophèle = paludisme · glossine = trypanosomiase africaine · réduve = maladie de Chaga</w:t>
+      </w:r>
+      <w:r>
+        <w:rPr>
+          <w:rFonts w:ascii="LMRoman10" w:hAnsi="LMRoman10"/>
+          <w:i/>
+          <w:iCs/>
+          <w:color w:val="B45309"/>
+        </w:rPr>
+        <w:t>s · tique = FBM + Lyme · pou = typhus + fièvre récurrente</w:t>
       </w:r>
     </w:p>
     <w:p>
@@ -43545,21 +44721,154 @@
       </w:r>
       <w:r>
         <w:rPr>
+          <w:rFonts w:ascii="LMRoman10" w:hAnsi="LMRoman10"/>
+          <w:i/>
+          <w:iCs/>
+          <w:color w:val="B45309"/>
+        </w:rPr>
+        <w:t xml:space="preserve">ÈME MIGRANT = Lyme </w:t>
+      </w:r>
+      <w:r>
+        <w:rPr>
+          <w:rFonts w:ascii="Courier New" w:hAnsi="Courier New" w:cs="Courier New"/>
+          <w:i/>
+          <w:iCs/>
+          <w:color w:val="B45309"/>
+        </w:rPr>
+        <w:t>≠</w:t>
+      </w:r>
+      <w:r>
+        <w:rPr>
+          <w:rFonts w:ascii="LMRoman10" w:hAnsi="LMRoman10"/>
+          <w:i/>
+          <w:iCs/>
+          <w:color w:val="B45309"/>
+        </w:rPr>
+        <w:t xml:space="preserve"> tache ros</w:t>
+      </w:r>
+      <w:r>
+        <w:rPr>
           <w:rFonts w:ascii="LMRoman10" w:hAnsi="LMRoman10" w:cs="LMRoman10"/>
           <w:i/>
           <w:iCs/>
           <w:color w:val="B45309"/>
         </w:rPr>
-        <w:t>È</w:t>
-      </w:r>
-      <w:r>
-        <w:rPr>
-          <w:rFonts w:ascii="LMRoman10" w:hAnsi="LMRoman10"/>
-          <w:i/>
-          <w:iCs/>
-          <w:color w:val="B45309"/>
-        </w:rPr>
-        <w:t xml:space="preserve">ME MIGRANT = Lyme </w:t>
+        <w:t>é</w:t>
+      </w:r>
+      <w:r>
+        <w:rPr>
+          <w:rFonts w:ascii="LMRoman10" w:hAnsi="LMRoman10"/>
+          <w:i/>
+          <w:iCs/>
+          <w:color w:val="B45309"/>
+        </w:rPr>
+        <w:t>e lenticulaire = typho</w:t>
+      </w:r>
+      <w:r>
+        <w:rPr>
+          <w:rFonts w:ascii="LMRoman10" w:hAnsi="LMRoman10" w:cs="LMRoman10"/>
+          <w:i/>
+          <w:iCs/>
+          <w:color w:val="B45309"/>
+        </w:rPr>
+        <w:t>ï</w:t>
+      </w:r>
+      <w:r>
+        <w:rPr>
+          <w:rFonts w:ascii="LMRoman10" w:hAnsi="LMRoman10"/>
+          <w:i/>
+          <w:iCs/>
+          <w:color w:val="B45309"/>
+        </w:rPr>
+        <w:t>de</w:t>
+      </w:r>
+    </w:p>
+    <w:p>
+      <w:pPr>
+        <w:pStyle w:val="ListParagraph"/>
+        <w:numPr>
+          <w:ilvl w:val="0"/>
+          <w:numId w:val="2"/>
+        </w:numPr>
+        <w:spacing w:before="20" w:after="20"/>
+        <w:rPr>
+          <w:rFonts w:ascii="LMRoman10" w:hAnsi="LMRoman10"/>
+        </w:rPr>
+      </w:pPr>
+      <w:r>
+        <w:rPr>
+          <w:rFonts w:ascii="Segoe UI Symbol" w:hAnsi="Segoe UI Symbol" w:cs="Segoe UI Symbol"/>
+          <w:b/>
+          <w:bCs/>
+          <w:color w:val="B45309"/>
+          <w:sz w:val="22"/>
+          <w:szCs w:val="22"/>
+        </w:rPr>
+        <w:t>⚠</w:t>
+      </w:r>
+      <w:r>
+        <w:rPr>
+          <w:rFonts w:ascii="LMRoman10" w:hAnsi="LMRoman10"/>
+          <w:b/>
+          <w:bCs/>
+          <w:color w:val="B45309"/>
+          <w:sz w:val="22"/>
+          <w:szCs w:val="22"/>
+        </w:rPr>
+        <w:t xml:space="preserve"> </w:t>
+      </w:r>
+      <w:r>
+        <w:rPr>
+          <w:rFonts w:ascii="LMRoman10" w:hAnsi="LMRoman10"/>
+          <w:i/>
+          <w:iCs/>
+          <w:color w:val="B45309"/>
+        </w:rPr>
+        <w:t>DÉCLARATION OBLIGATOIRE EN URGENCE (téléphone) : méningocoque · choléra · TIAC — PAS le VIH ni la méningite tuberculeuse</w:t>
+      </w:r>
+    </w:p>
+    <w:p>
+      <w:pPr>
+        <w:pStyle w:val="ListParagraph"/>
+        <w:numPr>
+          <w:ilvl w:val="0"/>
+          <w:numId w:val="2"/>
+        </w:numPr>
+        <w:spacing w:before="20" w:after="20"/>
+        <w:rPr>
+          <w:rFonts w:ascii="LMRoman10" w:hAnsi="LMRoman10"/>
+        </w:rPr>
+      </w:pPr>
+      <w:r>
+        <w:rPr>
+          <w:rFonts w:ascii="Segoe UI Symbol" w:hAnsi="Segoe UI Symbol" w:cs="Segoe UI Symbol"/>
+          <w:b/>
+          <w:bCs/>
+          <w:color w:val="B45309"/>
+          <w:sz w:val="22"/>
+          <w:szCs w:val="22"/>
+        </w:rPr>
+        <w:t>⚠</w:t>
+      </w:r>
+      <w:r>
+        <w:rPr>
+          <w:rFonts w:ascii="LMRoman10" w:hAnsi="LMRoman10"/>
+          <w:b/>
+          <w:bCs/>
+          <w:color w:val="B45309"/>
+          <w:sz w:val="22"/>
+          <w:szCs w:val="22"/>
+        </w:rPr>
+        <w:t xml:space="preserve"> </w:t>
+      </w:r>
+      <w:r>
+        <w:rPr>
+          <w:rFonts w:ascii="LMRoman10" w:hAnsi="LMRoman10"/>
+          <w:i/>
+          <w:iCs/>
+          <w:color w:val="B45309"/>
+        </w:rPr>
+        <w:t>PALUDISME : suspecter devant toute fièvre AU RETOUR DE ZONE D'ENDÉMIE (</w:t>
       </w:r>
       <w:r>
         <w:rPr>
@@ -43577,7 +44886,7 @@
           <w:iCs/>
           <w:color w:val="B45309"/>
         </w:rPr>
-        <w:t xml:space="preserve"> tache ros</w:t>
+        <w:t xml:space="preserve"> </w:t>
       </w:r>
       <w:r>
         <w:rPr>
@@ -43586,34 +44895,34 @@
           <w:iCs/>
           <w:color w:val="B45309"/>
         </w:rPr>
-        <w:t>é</w:t>
-      </w:r>
-      <w:r>
-        <w:rPr>
-          <w:rFonts w:ascii="LMRoman10" w:hAnsi="LMRoman10"/>
-          <w:i/>
-          <w:iCs/>
-          <w:color w:val="B45309"/>
-        </w:rPr>
-        <w:t>e lenticulaire = typho</w:t>
-      </w:r>
-      <w:r>
-        <w:rPr>
-          <w:rFonts w:ascii="LMRoman10" w:hAnsi="LMRoman10" w:cs="LMRoman10"/>
-          <w:i/>
-          <w:iCs/>
-          <w:color w:val="B45309"/>
-        </w:rPr>
-        <w:t>ï</w:t>
-      </w:r>
-      <w:r>
-        <w:rPr>
-          <w:rFonts w:ascii="LMRoman10" w:hAnsi="LMRoman10"/>
-          <w:i/>
-          <w:iCs/>
-          <w:color w:val="B45309"/>
-        </w:rPr>
-        <w:t>de</w:t>
+        <w:t>«</w:t>
+      </w:r>
+      <w:r>
+        <w:rPr>
+          <w:rFonts w:ascii="LMRoman10" w:hAnsi="LMRoman10"/>
+          <w:i/>
+          <w:iCs/>
+          <w:color w:val="B45309"/>
+        </w:rPr>
+        <w:t xml:space="preserve"> chez l'immunodéprimé ») ; résultat &lt; 2 h (</w:t>
+      </w:r>
+      <w:r>
+        <w:rPr>
+          <w:rFonts w:ascii="Courier New" w:hAnsi="Courier New" w:cs="Courier New"/>
+          <w:i/>
+          <w:iCs/>
+          <w:color w:val="B45309"/>
+        </w:rPr>
+        <w:t>≠</w:t>
+      </w:r>
+      <w:r>
+        <w:rPr>
+          <w:rFonts w:ascii="LMRoman10" w:hAnsi="LMRoman10"/>
+          <w:i/>
+          <w:iCs/>
+          <w:color w:val="B45309"/>
+        </w:rPr>
+        <w:t xml:space="preserve"> &lt; 24 h)</w:t>
       </w:r>
     </w:p>
     <w:p>
@@ -43657,7 +44966,7 @@
           <w:iCs/>
           <w:color w:val="B45309"/>
         </w:rPr>
-        <w:t>DÉCLARATION OBLIGATOIRE EN URGENCE (téléphone) : méningocoque · choléra · TIAC — PAS le VIH ni la méningite tuberculeuse</w:t>
+        <w:t>BACTÉRIÉMIE : BGN → hypothermie + porte d'entrée urinaire ; staphylocoque/CGP → furoncle, prothèse, endocardite à rechercher systématiquement</w:t>
       </w:r>
     </w:p>
     <w:p>
@@ -43701,16 +45010,140 @@
           <w:iCs/>
           <w:color w:val="B45309"/>
         </w:rPr>
-        <w:t>PALUDISME : susp</w:t>
-      </w:r>
-      <w:r>
-        <w:rPr>
-          <w:rFonts w:ascii="LMRoman10" w:hAnsi="LMRoman10"/>
-          <w:i/>
-          <w:iCs/>
-          <w:color w:val="B45309"/>
-        </w:rPr>
-        <w:t>ecter devant toute fièvre AU RETOUR DE ZONE D'ENDÉMIE (</w:t>
+        <w:t>TRAITEMENT antibiotique signature : doxycycline = FBM + Lyme + leptospirose + brucellose (socle) ; jamais en ambulatoire pour une bactériémie à staph</w:t>
+      </w:r>
+    </w:p>
+    <w:p>
+      <w:pPr>
+        <w:pStyle w:val="ListParagraph"/>
+        <w:numPr>
+          <w:ilvl w:val="0"/>
+          <w:numId w:val="2"/>
+        </w:numPr>
+        <w:spacing w:before="20" w:after="20"/>
+        <w:rPr>
+          <w:rFonts w:ascii="LMRoman10" w:hAnsi="LMRoman10"/>
+        </w:rPr>
+      </w:pPr>
+      <w:r>
+        <w:rPr>
+          <w:rFonts w:ascii="Segoe UI Symbol" w:hAnsi="Segoe UI Symbol" w:cs="Segoe UI Symbol"/>
+          <w:b/>
+          <w:bCs/>
+          <w:color w:val="B45309"/>
+          <w:sz w:val="22"/>
+          <w:szCs w:val="22"/>
+        </w:rPr>
+        <w:t>⚠</w:t>
+      </w:r>
+      <w:r>
+        <w:rPr>
+          <w:rFonts w:ascii="LMRoman10" w:hAnsi="LMRoman10"/>
+          <w:b/>
+          <w:bCs/>
+          <w:color w:val="B45309"/>
+          <w:sz w:val="22"/>
+          <w:szCs w:val="22"/>
+        </w:rPr>
+        <w:t xml:space="preserve"> </w:t>
+      </w:r>
+      <w:r>
+        <w:rPr>
+          <w:rFonts w:ascii="LMRoman10" w:hAnsi="LMRoman10"/>
+          <w:i/>
+          <w:iCs/>
+          <w:color w:val="B45309"/>
+        </w:rPr>
+        <w:t>KYSTE HYDATIQUE : ne JAMAIS ponctionner (choc anaphylactique + dissémination) → chirurgie ± albendazole</w:t>
+      </w:r>
+    </w:p>
+    <w:p>
+      <w:pPr>
+        <w:pStyle w:val="ListParagraph"/>
+        <w:numPr>
+          <w:ilvl w:val="0"/>
+          <w:numId w:val="2"/>
+        </w:numPr>
+        <w:spacing w:before="20" w:after="20"/>
+        <w:rPr>
+          <w:rFonts w:ascii="LMRoman10" w:hAnsi="LMRoman10"/>
+        </w:rPr>
+      </w:pPr>
+      <w:r>
+        <w:rPr>
+          <w:rFonts w:ascii="Segoe UI Symbol" w:hAnsi="Segoe UI Symbol" w:cs="Segoe UI Symbol"/>
+          <w:b/>
+          <w:bCs/>
+          <w:color w:val="B45309"/>
+          <w:sz w:val="22"/>
+          <w:szCs w:val="22"/>
+        </w:rPr>
+        <w:t>⚠</w:t>
+      </w:r>
+      <w:r>
+        <w:rPr>
+          <w:rFonts w:ascii="LMRoman10" w:hAnsi="LMRoman10"/>
+          <w:b/>
+          <w:bCs/>
+          <w:color w:val="B45309"/>
+          <w:sz w:val="22"/>
+          <w:szCs w:val="22"/>
+        </w:rPr>
+        <w:t xml:space="preserve"> </w:t>
+      </w:r>
+      <w:r>
+        <w:rPr>
+          <w:rFonts w:ascii="LMRoman10" w:hAnsi="LMRoman10"/>
+          <w:i/>
+          <w:iCs/>
+          <w:color w:val="B45309"/>
+        </w:rPr>
+        <w:t>PURPURA FULMINANS : C3G IV IMMÉDIATE avant toute PL ; PL contre-indiquée si signes d'engagement, purpura extensif ou trouble de l'hémostase</w:t>
+      </w:r>
+    </w:p>
+    <w:p>
+      <w:pPr>
+        <w:pStyle w:val="ListParagraph"/>
+        <w:numPr>
+          <w:ilvl w:val="0"/>
+          <w:numId w:val="2"/>
+        </w:numPr>
+        <w:spacing w:before="20" w:after="20"/>
+        <w:rPr>
+          <w:rFonts w:ascii="LMRoman10" w:hAnsi="LMRoman10"/>
+        </w:rPr>
+      </w:pPr>
+      <w:r>
+        <w:rPr>
+          <w:rFonts w:ascii="Segoe UI Symbol" w:hAnsi="Segoe UI Symbol" w:cs="Segoe UI Symbol"/>
+          <w:b/>
+          <w:bCs/>
+          <w:color w:val="B45309"/>
+          <w:sz w:val="22"/>
+          <w:szCs w:val="22"/>
+        </w:rPr>
+        <w:lastRenderedPageBreak/>
+        <w:t>⚠</w:t>
+      </w:r>
+      <w:r>
+        <w:rPr>
+          <w:rFonts w:ascii="LMRoman10" w:hAnsi="LMRoman10"/>
+          <w:b/>
+          <w:bCs/>
+          <w:color w:val="B45309"/>
+          <w:sz w:val="22"/>
+          <w:szCs w:val="22"/>
+        </w:rPr>
+        <w:t xml:space="preserve"> </w:t>
+      </w:r>
+      <w:r>
+        <w:rPr>
+          <w:rFonts w:ascii="LMRoman10" w:hAnsi="LMRoman10"/>
+          <w:i/>
+          <w:iCs/>
+          <w:color w:val="B45309"/>
+        </w:rPr>
+        <w:t>PALUDISME GRAVE (P. falciparum) → ARTÉSUNATE IV en 1</w:t>
       </w:r>
       <w:r>
         <w:rPr>
@@ -43719,6 +45152,174 @@
           <w:iCs/>
           <w:color w:val="B45309"/>
         </w:rPr>
+        <w:t>ʳ</w:t>
+      </w:r>
+      <w:r>
+        <w:rPr>
+          <w:rFonts w:ascii="Courier New" w:hAnsi="Courier New" w:cs="Courier New"/>
+          <w:i/>
+          <w:iCs/>
+          <w:color w:val="B45309"/>
+        </w:rPr>
+        <w:t>ᵉ</w:t>
+      </w:r>
+      <w:r>
+        <w:rPr>
+          <w:rFonts w:ascii="LMRoman10" w:hAnsi="LMRoman10"/>
+          <w:i/>
+          <w:iCs/>
+          <w:color w:val="B45309"/>
+        </w:rPr>
+        <w:t xml:space="preserve"> intention (OMS), la quinine n'est plus le 1er choix</w:t>
+      </w:r>
+    </w:p>
+    <w:p>
+      <w:pPr>
+        <w:pStyle w:val="ListParagraph"/>
+        <w:numPr>
+          <w:ilvl w:val="0"/>
+          <w:numId w:val="2"/>
+        </w:numPr>
+        <w:spacing w:before="20" w:after="20"/>
+        <w:rPr>
+          <w:rFonts w:ascii="LMRoman10" w:hAnsi="LMRoman10"/>
+        </w:rPr>
+      </w:pPr>
+      <w:r>
+        <w:rPr>
+          <w:rFonts w:ascii="Segoe UI Symbol" w:hAnsi="Segoe UI Symbol" w:cs="Segoe UI Symbol"/>
+          <w:b/>
+          <w:bCs/>
+          <w:color w:val="B45309"/>
+          <w:sz w:val="22"/>
+          <w:szCs w:val="22"/>
+        </w:rPr>
+        <w:t>⚠</w:t>
+      </w:r>
+      <w:r>
+        <w:rPr>
+          <w:rFonts w:ascii="LMRoman10" w:hAnsi="LMRoman10"/>
+          <w:b/>
+          <w:bCs/>
+          <w:color w:val="B45309"/>
+          <w:sz w:val="22"/>
+          <w:szCs w:val="22"/>
+        </w:rPr>
+        <w:t xml:space="preserve"> </w:t>
+      </w:r>
+      <w:r>
+        <w:rPr>
+          <w:rFonts w:ascii="LMRoman10" w:hAnsi="LMRoman10"/>
+          <w:i/>
+          <w:iCs/>
+          <w:color w:val="B45309"/>
+        </w:rPr>
+        <w:t>RAG</w:t>
+      </w:r>
+      <w:r>
+        <w:rPr>
+          <w:rFonts w:ascii="LMRoman10" w:hAnsi="LMRoman10"/>
+          <w:i/>
+          <w:iCs/>
+          <w:color w:val="B45309"/>
+        </w:rPr>
+        <w:t>E déclarée = létalité ~100% : tout repose sur la prophylaxie post-exposition (lavage + vaccin ± Ig) ; aucune cible curative au stade symptomatique</w:t>
+      </w:r>
+    </w:p>
+    <w:p>
+      <w:pPr>
+        <w:pStyle w:val="ListParagraph"/>
+        <w:numPr>
+          <w:ilvl w:val="0"/>
+          <w:numId w:val="2"/>
+        </w:numPr>
+        <w:spacing w:before="20" w:after="20"/>
+        <w:rPr>
+          <w:rFonts w:ascii="LMRoman10" w:hAnsi="LMRoman10"/>
+        </w:rPr>
+      </w:pPr>
+      <w:r>
+        <w:rPr>
+          <w:rFonts w:ascii="Segoe UI Symbol" w:hAnsi="Segoe UI Symbol" w:cs="Segoe UI Symbol"/>
+          <w:b/>
+          <w:bCs/>
+          <w:color w:val="B45309"/>
+          <w:sz w:val="22"/>
+          <w:szCs w:val="22"/>
+        </w:rPr>
+        <w:t>⚠</w:t>
+      </w:r>
+      <w:r>
+        <w:rPr>
+          <w:rFonts w:ascii="LMRoman10" w:hAnsi="LMRoman10"/>
+          <w:b/>
+          <w:bCs/>
+          <w:color w:val="B45309"/>
+          <w:sz w:val="22"/>
+          <w:szCs w:val="22"/>
+        </w:rPr>
+        <w:t xml:space="preserve"> </w:t>
+      </w:r>
+      <w:r>
+        <w:rPr>
+          <w:rFonts w:ascii="LMRoman10" w:hAnsi="LMRoman10"/>
+          <w:i/>
+          <w:iCs/>
+          <w:color w:val="B45309"/>
+        </w:rPr>
+        <w:t>TÉTANOS : la maladie n'immunise PAS → vacciner après guérison ; plaie tétanigène → SAT + VAT selon le statut vaccinal</w:t>
+      </w:r>
+    </w:p>
+    <w:p>
+      <w:pPr>
+        <w:pStyle w:val="ListParagraph"/>
+        <w:numPr>
+          <w:ilvl w:val="0"/>
+          <w:numId w:val="2"/>
+        </w:numPr>
+        <w:spacing w:before="20" w:after="20"/>
+        <w:rPr>
+          <w:rFonts w:ascii="LMRoman10" w:hAnsi="LMRoman10"/>
+        </w:rPr>
+      </w:pPr>
+      <w:r>
+        <w:rPr>
+          <w:rFonts w:ascii="Segoe UI Symbol" w:hAnsi="Segoe UI Symbol" w:cs="Segoe UI Symbol"/>
+          <w:b/>
+          <w:bCs/>
+          <w:color w:val="B45309"/>
+          <w:sz w:val="22"/>
+          <w:szCs w:val="22"/>
+        </w:rPr>
+        <w:t>⚠</w:t>
+      </w:r>
+      <w:r>
+        <w:rPr>
+          <w:rFonts w:ascii="LMRoman10" w:hAnsi="LMRoman10"/>
+          <w:b/>
+          <w:bCs/>
+          <w:color w:val="B45309"/>
+          <w:sz w:val="22"/>
+          <w:szCs w:val="22"/>
+        </w:rPr>
+        <w:t xml:space="preserve"> </w:t>
+      </w:r>
+      <w:r>
+        <w:rPr>
+          <w:rFonts w:ascii="LMRoman10" w:hAnsi="LMRoman10"/>
+          <w:i/>
+          <w:iCs/>
+          <w:color w:val="B45309"/>
+        </w:rPr>
+        <w:t xml:space="preserve">VIH : charge virale </w:t>
+      </w:r>
+      <w:r>
+        <w:rPr>
+          <w:rFonts w:ascii="Courier New" w:hAnsi="Courier New" w:cs="Courier New"/>
+          <w:i/>
+          <w:iCs/>
+          <w:color w:val="B45309"/>
+        </w:rPr>
         <w:t>≠</w:t>
       </w:r>
       <w:r>
@@ -43728,97 +45329,7 @@
           <w:iCs/>
           <w:color w:val="B45309"/>
         </w:rPr>
-        <w:t xml:space="preserve"> </w:t>
-      </w:r>
-      <w:r>
-        <w:rPr>
-          <w:rFonts w:ascii="LMRoman10" w:hAnsi="LMRoman10" w:cs="LMRoman10"/>
-          <w:i/>
-          <w:iCs/>
-          <w:color w:val="B45309"/>
-        </w:rPr>
-        <w:t>«</w:t>
-      </w:r>
-      <w:r>
-        <w:rPr>
-          <w:rFonts w:ascii="LMRoman10" w:hAnsi="LMRoman10"/>
-          <w:i/>
-          <w:iCs/>
-          <w:color w:val="B45309"/>
-        </w:rPr>
-        <w:t xml:space="preserve"> chez l'immunod</w:t>
-      </w:r>
-      <w:r>
-        <w:rPr>
-          <w:rFonts w:ascii="LMRoman10" w:hAnsi="LMRoman10" w:cs="LMRoman10"/>
-          <w:i/>
-          <w:iCs/>
-          <w:color w:val="B45309"/>
-        </w:rPr>
-        <w:t>é</w:t>
-      </w:r>
-      <w:r>
-        <w:rPr>
-          <w:rFonts w:ascii="LMRoman10" w:hAnsi="LMRoman10"/>
-          <w:i/>
-          <w:iCs/>
-          <w:color w:val="B45309"/>
-        </w:rPr>
-        <w:t>prim</w:t>
-      </w:r>
-      <w:r>
-        <w:rPr>
-          <w:rFonts w:ascii="LMRoman10" w:hAnsi="LMRoman10" w:cs="LMRoman10"/>
-          <w:i/>
-          <w:iCs/>
-          <w:color w:val="B45309"/>
-        </w:rPr>
-        <w:t>é</w:t>
-      </w:r>
-      <w:r>
-        <w:rPr>
-          <w:rFonts w:ascii="LMRoman10" w:hAnsi="LMRoman10"/>
-          <w:i/>
-          <w:iCs/>
-          <w:color w:val="B45309"/>
-        </w:rPr>
-        <w:t xml:space="preserve"> </w:t>
-      </w:r>
-      <w:r>
-        <w:rPr>
-          <w:rFonts w:ascii="LMRoman10" w:hAnsi="LMRoman10" w:cs="LMRoman10"/>
-          <w:i/>
-          <w:iCs/>
-          <w:color w:val="B45309"/>
-        </w:rPr>
-        <w:t>»</w:t>
-      </w:r>
-      <w:r>
-        <w:rPr>
-          <w:rFonts w:ascii="LMRoman10" w:hAnsi="LMRoman10"/>
-          <w:i/>
-          <w:iCs/>
-          <w:color w:val="B45309"/>
-        </w:rPr>
-        <w:t>) ; r</w:t>
-      </w:r>
-      <w:r>
-        <w:rPr>
-          <w:rFonts w:ascii="LMRoman10" w:hAnsi="LMRoman10" w:cs="LMRoman10"/>
-          <w:i/>
-          <w:iCs/>
-          <w:color w:val="B45309"/>
-        </w:rPr>
-        <w:t>é</w:t>
-      </w:r>
-      <w:r>
-        <w:rPr>
-          <w:rFonts w:ascii="LMRoman10" w:hAnsi="LMRoman10"/>
-          <w:i/>
-          <w:iCs/>
-          <w:color w:val="B45309"/>
-        </w:rPr>
-        <w:t>sultat &lt; 2 h (</w:t>
+        <w:t xml:space="preserve"> test diagnostique de 1</w:t>
       </w:r>
       <w:r>
         <w:rPr>
@@ -43827,104 +45338,25 @@
           <w:iCs/>
           <w:color w:val="B45309"/>
         </w:rPr>
-        <w:t>≠</w:t>
-      </w:r>
-      <w:r>
-        <w:rPr>
-          <w:rFonts w:ascii="LMRoman10" w:hAnsi="LMRoman10"/>
-          <w:i/>
-          <w:iCs/>
-          <w:color w:val="B45309"/>
-        </w:rPr>
-        <w:t xml:space="preserve"> &lt; 24 h)</w:t>
-      </w:r>
-    </w:p>
-    <w:p>
-      <w:pPr>
-        <w:pStyle w:val="ListParagraph"/>
-        <w:numPr>
-          <w:ilvl w:val="0"/>
-          <w:numId w:val="2"/>
-        </w:numPr>
-        <w:spacing w:before="20" w:after="20"/>
-        <w:rPr>
-          <w:rFonts w:ascii="LMRoman10" w:hAnsi="LMRoman10"/>
-        </w:rPr>
-      </w:pPr>
-      <w:r>
-        <w:rPr>
-          <w:rFonts w:ascii="Segoe UI Symbol" w:hAnsi="Segoe UI Symbol" w:cs="Segoe UI Symbol"/>
-          <w:b/>
-          <w:bCs/>
-          <w:color w:val="B45309"/>
-          <w:sz w:val="22"/>
-          <w:szCs w:val="22"/>
-        </w:rPr>
-        <w:t>⚠</w:t>
-      </w:r>
-      <w:r>
-        <w:rPr>
-          <w:rFonts w:ascii="LMRoman10" w:hAnsi="LMRoman10"/>
-          <w:b/>
-          <w:bCs/>
-          <w:color w:val="B45309"/>
-          <w:sz w:val="22"/>
-          <w:szCs w:val="22"/>
-        </w:rPr>
-        <w:t xml:space="preserve"> </w:t>
-      </w:r>
-      <w:r>
-        <w:rPr>
-          <w:rFonts w:ascii="LMRoman10" w:hAnsi="LMRoman10"/>
-          <w:i/>
-          <w:iCs/>
-          <w:color w:val="B45309"/>
-        </w:rPr>
-        <w:t>BACTÉRIÉMIE : BGN → hypothermie + porte d'entrée urinaire ; staphylocoque/CGP → furoncle, prothèse, endocardite à rechercher systématiquement</w:t>
-      </w:r>
-    </w:p>
-    <w:p>
-      <w:pPr>
-        <w:pStyle w:val="ListParagraph"/>
-        <w:numPr>
-          <w:ilvl w:val="0"/>
-          <w:numId w:val="2"/>
-        </w:numPr>
-        <w:spacing w:before="20" w:after="20"/>
-        <w:rPr>
-          <w:rFonts w:ascii="LMRoman10" w:hAnsi="LMRoman10"/>
-        </w:rPr>
-      </w:pPr>
-      <w:r>
-        <w:rPr>
-          <w:rFonts w:ascii="Segoe UI Symbol" w:hAnsi="Segoe UI Symbol" w:cs="Segoe UI Symbol"/>
-          <w:b/>
-          <w:bCs/>
-          <w:color w:val="B45309"/>
-          <w:sz w:val="22"/>
-          <w:szCs w:val="22"/>
-        </w:rPr>
-        <w:t>⚠</w:t>
-      </w:r>
-      <w:r>
-        <w:rPr>
-          <w:rFonts w:ascii="LMRoman10" w:hAnsi="LMRoman10"/>
-          <w:b/>
-          <w:bCs/>
-          <w:color w:val="B45309"/>
-          <w:sz w:val="22"/>
-          <w:szCs w:val="22"/>
-        </w:rPr>
-        <w:t xml:space="preserve"> </w:t>
-      </w:r>
-      <w:r>
-        <w:rPr>
-          <w:rFonts w:ascii="LMRoman10" w:hAnsi="LMRoman10"/>
-          <w:i/>
-          <w:iCs/>
-          <w:color w:val="B45309"/>
-        </w:rPr>
-        <w:t>TRAITEMENT antibiotique signature : doxycycline = FBM + Lyme + leptospirose + brucellose (socle) ; jamais en ambulatoire pour une bactériémie à staph</w:t>
+        <w:t>ʳ</w:t>
+      </w:r>
+      <w:r>
+        <w:rPr>
+          <w:rFonts w:ascii="Courier New" w:hAnsi="Courier New" w:cs="Courier New"/>
+          <w:i/>
+          <w:iCs/>
+          <w:color w:val="B45309"/>
+        </w:rPr>
+        <w:t>ᵉ</w:t>
+      </w:r>
+      <w:r>
+        <w:rPr>
+          <w:rFonts w:ascii="LMRoman10" w:hAnsi="LMRoman10"/>
+          <w:i/>
+          <w:iCs/>
+          <w:color w:val="B45309"/>
+        </w:rPr>
+        <w:t xml:space="preserve"> intention (c'est le dépistage sérologique combiné, confirmé par Western-blot)</w:t>
       </w:r>
     </w:p>
     <w:p>
@@ -43938,95 +45370,101 @@
         <w:rPr>
           <w:rFonts w:ascii="LMRoman10" w:hAnsi="LMRoman10"/>
         </w:rPr>
-        <w:t>** VOIES DE TRANSMISSION &amp; SÉQUENCES À RETENIR **</w:t>
-      </w:r>
-    </w:p>
-    <w:p>
-      <w:pPr>
-        <w:pStyle w:val="ListParagraph"/>
-        <w:numPr>
-          <w:ilvl w:val="0"/>
-          <w:numId w:val="2"/>
-        </w:numPr>
-        <w:spacing w:before="20" w:after="20"/>
-        <w:rPr>
-          <w:rFonts w:ascii="LMRoman10" w:hAnsi="LMRoman10"/>
-        </w:rPr>
-      </w:pPr>
-      <w:r>
-        <w:rPr>
-          <w:rFonts w:ascii="LMRoman10" w:hAnsi="LMRoman10"/>
-        </w:rPr>
-        <w:t>Péril fécal : selles humaines → eau / aliments souillés</w:t>
-      </w:r>
-      <w:r>
-        <w:rPr>
-          <w:rFonts w:ascii="LMRoman10" w:hAnsi="LMRoman10"/>
-        </w:rPr>
-        <w:t xml:space="preserve"> → ingestion → amibiase, giardiose, ascaridiose, bilharziose intestinale</w:t>
-      </w:r>
-    </w:p>
-    <w:p>
-      <w:pPr>
-        <w:pStyle w:val="ListParagraph"/>
-        <w:numPr>
-          <w:ilvl w:val="0"/>
-          <w:numId w:val="2"/>
-        </w:numPr>
-        <w:spacing w:before="20" w:after="20"/>
-        <w:rPr>
-          <w:rFonts w:ascii="LMRoman10" w:hAnsi="LMRoman10"/>
-        </w:rPr>
-      </w:pPr>
-      <w:r>
-        <w:rPr>
-          <w:rFonts w:ascii="LMRoman10" w:hAnsi="LMRoman10"/>
-        </w:rPr>
-        <w:t>Cycle du paludisme : piqûre d'anophèle (nuit, indolore) → schizogonie hépatique puis érythrocytaire (48 h) → gamétocytes ingérés par le moustique</w:t>
-      </w:r>
-    </w:p>
-    <w:p>
-      <w:pPr>
-        <w:pStyle w:val="ListParagraph"/>
-        <w:numPr>
-          <w:ilvl w:val="0"/>
-          <w:numId w:val="2"/>
-        </w:numPr>
-        <w:spacing w:before="20" w:after="20"/>
-        <w:rPr>
-          <w:rFonts w:ascii="LMRoman10" w:hAnsi="LMRoman10"/>
-        </w:rPr>
-      </w:pPr>
-      <w:r>
-        <w:rPr>
-          <w:rFonts w:ascii="LMRoman10" w:hAnsi="LMRoman10"/>
-        </w:rPr>
-        <w:t>Tétanos : plaie souillée → tétanospas</w:t>
-      </w:r>
-      <w:r>
-        <w:rPr>
-          <w:rFonts w:ascii="LMRoman10" w:hAnsi="LMRoman10"/>
-        </w:rPr>
-        <w:t>mine → trismus → contractures généralisées (maladie NON immunisante → vacciner après guérison)</w:t>
-      </w:r>
-    </w:p>
-    <w:p>
-      <w:pPr>
-        <w:pStyle w:val="ListParagraph"/>
-        <w:numPr>
-          <w:ilvl w:val="0"/>
-          <w:numId w:val="2"/>
-        </w:numPr>
-        <w:spacing w:before="20" w:after="20"/>
-        <w:rPr>
-          <w:rFonts w:ascii="LMRoman10" w:hAnsi="LMRoman10"/>
-        </w:rPr>
-      </w:pPr>
-      <w:r>
-        <w:rPr>
-          <w:rFonts w:ascii="LMRoman10" w:hAnsi="LMRoman10"/>
-        </w:rPr>
-        <w:t>FBM : piqûre de tique → tache noire d'inoculation + fièvre + exanthème (paumes/plantes) → doxycycline</w:t>
+        <w:t>** VOIES DE</w:t>
+      </w:r>
+      <w:r>
+        <w:rPr>
+          <w:rFonts w:ascii="LMRoman10" w:hAnsi="LMRoman10"/>
+        </w:rPr>
+        <w:t xml:space="preserve"> TRANSMISSION &amp; SÉQUENCES À RETENIR **</w:t>
+      </w:r>
+    </w:p>
+    <w:p>
+      <w:pPr>
+        <w:pStyle w:val="ListParagraph"/>
+        <w:numPr>
+          <w:ilvl w:val="0"/>
+          <w:numId w:val="2"/>
+        </w:numPr>
+        <w:spacing w:before="20" w:after="20"/>
+        <w:rPr>
+          <w:rFonts w:ascii="LMRoman10" w:hAnsi="LMRoman10"/>
+        </w:rPr>
+      </w:pPr>
+      <w:r>
+        <w:rPr>
+          <w:rFonts w:ascii="LMRoman10" w:hAnsi="LMRoman10"/>
+        </w:rPr>
+        <w:t>Péril fécal : selles humaines → eau / aliments souillés → ingestion → amibiase, giardiose, ascaridiose, bilharziose intestinale</w:t>
+      </w:r>
+    </w:p>
+    <w:p>
+      <w:pPr>
+        <w:pStyle w:val="ListParagraph"/>
+        <w:numPr>
+          <w:ilvl w:val="0"/>
+          <w:numId w:val="2"/>
+        </w:numPr>
+        <w:spacing w:before="20" w:after="20"/>
+        <w:rPr>
+          <w:rFonts w:ascii="LMRoman10" w:hAnsi="LMRoman10"/>
+        </w:rPr>
+      </w:pPr>
+      <w:r>
+        <w:rPr>
+          <w:rFonts w:ascii="LMRoman10" w:hAnsi="LMRoman10"/>
+        </w:rPr>
+        <w:t>Cycle du paludisme : piqûre d'anophèle (nuit, indolore) → schizogonie hépatique puis éryt</w:t>
+      </w:r>
+      <w:r>
+        <w:rPr>
+          <w:rFonts w:ascii="LMRoman10" w:hAnsi="LMRoman10"/>
+        </w:rPr>
+        <w:t>hrocytaire (48 h) → gamétocytes ingérés par le moustique</w:t>
+      </w:r>
+    </w:p>
+    <w:p>
+      <w:pPr>
+        <w:pStyle w:val="ListParagraph"/>
+        <w:numPr>
+          <w:ilvl w:val="0"/>
+          <w:numId w:val="2"/>
+        </w:numPr>
+        <w:spacing w:before="20" w:after="20"/>
+        <w:rPr>
+          <w:rFonts w:ascii="LMRoman10" w:hAnsi="LMRoman10"/>
+        </w:rPr>
+      </w:pPr>
+      <w:r>
+        <w:rPr>
+          <w:rFonts w:ascii="LMRoman10" w:hAnsi="LMRoman10"/>
+        </w:rPr>
+        <w:t>Tétanos : plaie souillée → tétanospasmine → trismus → contractures généralisées (maladie NON immunisante → vacciner après guérison)</w:t>
+      </w:r>
+    </w:p>
+    <w:p>
+      <w:pPr>
+        <w:pStyle w:val="ListParagraph"/>
+        <w:numPr>
+          <w:ilvl w:val="0"/>
+          <w:numId w:val="2"/>
+        </w:numPr>
+        <w:spacing w:before="20" w:after="20"/>
+        <w:rPr>
+          <w:rFonts w:ascii="LMRoman10" w:hAnsi="LMRoman10"/>
+        </w:rPr>
+      </w:pPr>
+      <w:r>
+        <w:rPr>
+          <w:rFonts w:ascii="LMRoman10" w:hAnsi="LMRoman10"/>
+        </w:rPr>
+        <w:t>FBM : piqûre de tique → tache noire d'inoculation + fièvre + exanth</w:t>
+      </w:r>
+      <w:r>
+        <w:rPr>
+          <w:rFonts w:ascii="LMRoman10" w:hAnsi="LMRoman10"/>
+        </w:rPr>
+        <w:t>ème (paumes/plantes) → doxycycline</w:t>
       </w:r>
     </w:p>
     <w:p>
@@ -44046,6 +45484,119 @@
           <w:rFonts w:ascii="LMRoman10" w:hAnsi="LMRoman10"/>
         </w:rPr>
         <w:t>TIAC : repas collectif → incubation courte (toxine : staphylocoque / B. cereus) ou longue (Salmonella) → déclaration obligatoire en urgence</w:t>
+      </w:r>
+    </w:p>
+    <w:p>
+      <w:pPr>
+        <w:pStyle w:val="ListParagraph"/>
+        <w:numPr>
+          <w:ilvl w:val="0"/>
+          <w:numId w:val="2"/>
+        </w:numPr>
+        <w:spacing w:before="20" w:after="20"/>
+        <w:rPr>
+          <w:rFonts w:ascii="LMRoman10" w:hAnsi="LMRoman10"/>
+        </w:rPr>
+      </w:pPr>
+      <w:r>
+        <w:rPr>
+          <w:rFonts w:ascii="LMRoman10" w:hAnsi="LMRoman10"/>
+        </w:rPr>
+        <w:t xml:space="preserve">VIH : contamination → primo-infection (syndrome viral aigu) → latence clinique → </w:t>
+      </w:r>
+      <w:r>
+        <w:rPr>
+          <w:rFonts w:ascii="LMRoman10" w:hAnsi="LMRoman10"/>
+        </w:rPr>
+        <w:t>SIDA (pneumocystose, toxoplasmose cérébrale, cryptococcose, candidose œsophagienne, tuberculose)</w:t>
+      </w:r>
+    </w:p>
+    <w:p>
+      <w:pPr>
+        <w:pStyle w:val="ListParagraph"/>
+        <w:numPr>
+          <w:ilvl w:val="0"/>
+          <w:numId w:val="2"/>
+        </w:numPr>
+        <w:spacing w:before="20" w:after="20"/>
+        <w:rPr>
+          <w:rFonts w:ascii="LMRoman10" w:hAnsi="LMRoman10"/>
+        </w:rPr>
+      </w:pPr>
+      <w:r>
+        <w:rPr>
+          <w:rFonts w:ascii="LMRoman10" w:hAnsi="LMRoman10"/>
+        </w:rPr>
+        <w:t>Hydatidose : œuf d'Echinococcus (chien) ingéré → embryon hexacanthe → kyste hydatique hépatique/pulmonaire → rupture = anaphylaxie</w:t>
+      </w:r>
+    </w:p>
+    <w:p>
+      <w:pPr>
+        <w:pStyle w:val="ListParagraph"/>
+        <w:numPr>
+          <w:ilvl w:val="0"/>
+          <w:numId w:val="2"/>
+        </w:numPr>
+        <w:spacing w:before="20" w:after="20"/>
+        <w:rPr>
+          <w:rFonts w:ascii="LMRoman10" w:hAnsi="LMRoman10"/>
+        </w:rPr>
+      </w:pPr>
+      <w:r>
+        <w:rPr>
+          <w:rFonts w:ascii="LMRoman10" w:hAnsi="LMRoman10"/>
+        </w:rPr>
+        <w:t>Bilharziose uro-génitale : c</w:t>
+      </w:r>
+      <w:r>
+        <w:rPr>
+          <w:rFonts w:ascii="LMRoman10" w:hAnsi="LMRoman10"/>
+        </w:rPr>
+        <w:t>ercaire (eau douce) → pénétration transcutanée → veines vésicales → œufs dans la paroi → hématurie terminale → (carcinome épidermoïde vésical au long cours)</w:t>
+      </w:r>
+    </w:p>
+    <w:p>
+      <w:pPr>
+        <w:pStyle w:val="ListParagraph"/>
+        <w:numPr>
+          <w:ilvl w:val="0"/>
+          <w:numId w:val="2"/>
+        </w:numPr>
+        <w:spacing w:before="20" w:after="20"/>
+        <w:rPr>
+          <w:rFonts w:ascii="LMRoman10" w:hAnsi="LMRoman10"/>
+        </w:rPr>
+      </w:pPr>
+      <w:r>
+        <w:rPr>
+          <w:rFonts w:ascii="LMRoman10" w:hAnsi="LMRoman10"/>
+        </w:rPr>
+        <w:t xml:space="preserve">Amibiase : kyste ingéré (péril fécal) → trophozoïtes coliques → dysenterie → abcès amibien du foie </w:t>
+      </w:r>
+      <w:r>
+        <w:rPr>
+          <w:rFonts w:ascii="LMRoman10" w:hAnsi="LMRoman10"/>
+        </w:rPr>
+        <w:t>par voie portale</w:t>
+      </w:r>
+    </w:p>
+    <w:p>
+      <w:pPr>
+        <w:pStyle w:val="ListParagraph"/>
+        <w:numPr>
+          <w:ilvl w:val="0"/>
+          <w:numId w:val="2"/>
+        </w:numPr>
+        <w:spacing w:before="20" w:after="20"/>
+        <w:rPr>
+          <w:rFonts w:ascii="LMRoman10" w:hAnsi="LMRoman10"/>
+        </w:rPr>
+      </w:pPr>
+      <w:r>
+        <w:rPr>
+          <w:rFonts w:ascii="LMRoman10" w:hAnsi="LMRoman10"/>
+        </w:rPr>
+        <w:t>Toxoplasmose congénitale : primo-infection maternelle → passage transplacentaire → choriorétinite + calcifications intracrâniennes + hydrocéphalie</w:t>
       </w:r>
     </w:p>
     <w:p>
@@ -44110,7 +45661,7 @@
           <w:sz w:val="18"/>
           <w:szCs w:val="18"/>
         </w:rPr>
-        <w:t>Cross-match 650 QEs officielles × Cours AIO FMPM (Parasitologi</w:t>
+        <w:t>Cross-match 650 QEs officielles × Cour</w:t>
       </w:r>
       <w:r>
         <w:rPr>
@@ -44121,7 +45672,7 @@
           <w:sz w:val="18"/>
           <w:szCs w:val="18"/>
         </w:rPr>
-        <w:t>e-Mycologie + Maladies Infectieuses)</w:t>
+        <w:t>s AIO FMPM (Parasitologie-Mycologie + Maladies Infectieuses)</w:t>
       </w:r>
     </w:p>
     <w:p>
@@ -44418,6 +45969,7 @@
         </w:rPr>
         <w:t>amétocytes ; larva migrans : toxocarose ; tétanos : seuils de la classification de Dakar) avec la médecine correcte présentée en regard</w:t>
       </w:r>
+      <w:bookmarkStart w:id="0" w:name="_GoBack"/>
       <w:bookmarkEnd w:id="0"/>
     </w:p>
     <w:sectPr>
@@ -44433,96 +45985,10 @@
 <file path=word/numbering.xml><?xml version="1.0" encoding="utf-8"?>
 <w:numbering xmlns:wpc="http://schemas.microsoft.com/office/word/2010/wordprocessingCanvas" xmlns:cx="http://schemas.microsoft.com/office/drawing/2014/chartex" xmlns:mc="http://schemas.openxmlformats.org/markup-compatibility/2006" xmlns:o="urn:schemas-microsoft-com:office:office" xmlns:r="http://schemas.openxmlformats.org/officeDocument/2006/relationships" xmlns:m="http://schemas.openxmlformats.org/officeDocument/2006/math" xmlns:v="urn:schemas-microsoft-com:vml" xmlns:wp14="http://schemas.microsoft.com/office/word/2010/wordprocessingDrawing" xmlns:wp="http://schemas.openxmlformats.org/drawingml/2006/wordprocessingDrawing" xmlns:w10="urn:schemas-microsoft-com:office:word" xmlns:w="http://schemas.openxmlformats.org/wordprocessingml/2006/main" xmlns:w14="http://schemas.microsoft.com/office/word/2010/wordml" xmlns:w15="http://schemas.microsoft.com/office/word/2012/wordml" xmlns:w16se="http://schemas.microsoft.com/office/word/2015/wordml/symex" xmlns:wpg="http://schemas.microsoft.com/office/word/2010/wordprocessingGroup" xmlns:wpi="http://schemas.microsoft.com/office/word/2010/wordprocessingInk" xmlns:wne="http://schemas.microsoft.com/office/word/2006/wordml" xmlns:wps="http://schemas.microsoft.com/office/word/2010/wordprocessingShape" mc:Ignorable="w14 w15 w16se wp14">
   <w:abstractNum w:abstractNumId="0" w15:restartNumberingAfterBreak="0">
-    <w:nsid w:val="43B71347"/>
+    <w:nsid w:val="058B6089"/>
     <w:multiLevelType w:val="hybridMultilevel"/>
-    <w:tmpl w:val="7DCEE714"/>
-    <w:lvl w:ilvl="0" w:tplc="9C14386E">
-      <w:start w:val="1"/>
-      <w:numFmt w:val="bullet"/>
-      <w:lvlText w:val="●"/>
-      <w:lvlJc w:val="left"/>
-      <w:pPr>
-        <w:ind w:left="720" w:hanging="360"/>
-      </w:pPr>
-    </w:lvl>
-    <w:lvl w:ilvl="1" w:tplc="4E9AF2D4">
-      <w:start w:val="1"/>
-      <w:numFmt w:val="bullet"/>
-      <w:lvlText w:val="○"/>
-      <w:lvlJc w:val="left"/>
-      <w:pPr>
-        <w:ind w:left="1440" w:hanging="360"/>
-      </w:pPr>
-    </w:lvl>
-    <w:lvl w:ilvl="2" w:tplc="68F63B68">
-      <w:start w:val="1"/>
-      <w:numFmt w:val="bullet"/>
-      <w:lvlText w:val="■"/>
-      <w:lvlJc w:val="left"/>
-      <w:pPr>
-        <w:ind w:left="2160" w:hanging="360"/>
-      </w:pPr>
-    </w:lvl>
-    <w:lvl w:ilvl="3" w:tplc="5C14D2BC">
-      <w:start w:val="1"/>
-      <w:numFmt w:val="bullet"/>
-      <w:lvlText w:val="●"/>
-      <w:lvlJc w:val="left"/>
-      <w:pPr>
-        <w:ind w:left="2880" w:hanging="360"/>
-      </w:pPr>
-    </w:lvl>
-    <w:lvl w:ilvl="4" w:tplc="15BE7102">
-      <w:start w:val="1"/>
-      <w:numFmt w:val="bullet"/>
-      <w:lvlText w:val="○"/>
-      <w:lvlJc w:val="left"/>
-      <w:pPr>
-        <w:ind w:left="3600" w:hanging="360"/>
-      </w:pPr>
-    </w:lvl>
-    <w:lvl w:ilvl="5" w:tplc="D6F40EB8">
-      <w:start w:val="1"/>
-      <w:numFmt w:val="bullet"/>
-      <w:lvlText w:val="■"/>
-      <w:lvlJc w:val="left"/>
-      <w:pPr>
-        <w:ind w:left="4320" w:hanging="360"/>
-      </w:pPr>
-    </w:lvl>
-    <w:lvl w:ilvl="6" w:tplc="EC2E5DFE">
-      <w:start w:val="1"/>
-      <w:numFmt w:val="bullet"/>
-      <w:lvlText w:val="●"/>
-      <w:lvlJc w:val="left"/>
-      <w:pPr>
-        <w:ind w:left="5040" w:hanging="360"/>
-      </w:pPr>
-    </w:lvl>
-    <w:lvl w:ilvl="7" w:tplc="34A60DC4">
-      <w:start w:val="1"/>
-      <w:numFmt w:val="bullet"/>
-      <w:lvlText w:val="●"/>
-      <w:lvlJc w:val="left"/>
-      <w:pPr>
-        <w:ind w:left="5760" w:hanging="360"/>
-      </w:pPr>
-    </w:lvl>
-    <w:lvl w:ilvl="8" w:tplc="9776127E">
-      <w:start w:val="1"/>
-      <w:numFmt w:val="bullet"/>
-      <w:lvlText w:val="●"/>
-      <w:lvlJc w:val="left"/>
-      <w:pPr>
-        <w:ind w:left="6480" w:hanging="360"/>
-      </w:pPr>
-    </w:lvl>
-  </w:abstractNum>
-  <w:abstractNum w:abstractNumId="1" w15:restartNumberingAfterBreak="0">
-    <w:nsid w:val="6F183E19"/>
-    <w:multiLevelType w:val="hybridMultilevel"/>
-    <w:tmpl w:val="2EB66C3A"/>
-    <w:lvl w:ilvl="0" w:tplc="8F8093E0">
+    <w:tmpl w:val="6B54F0A0"/>
+    <w:lvl w:ilvl="0" w:tplc="F07A06BC">
       <w:start w:val="1"/>
       <w:numFmt w:val="bullet"/>
       <w:lvlText w:val="•"/>
@@ -44531,55 +45997,141 @@
         <w:ind w:left="720" w:hanging="360"/>
       </w:pPr>
     </w:lvl>
-    <w:lvl w:ilvl="1" w:tplc="702247DE">
+    <w:lvl w:ilvl="1" w:tplc="DB223FB6">
       <w:numFmt w:val="decimal"/>
       <w:lvlText w:val=""/>
       <w:lvlJc w:val="left"/>
     </w:lvl>
-    <w:lvl w:ilvl="2" w:tplc="7B32A50C">
+    <w:lvl w:ilvl="2" w:tplc="AE545834">
       <w:numFmt w:val="decimal"/>
       <w:lvlText w:val=""/>
       <w:lvlJc w:val="left"/>
     </w:lvl>
-    <w:lvl w:ilvl="3" w:tplc="5AF4B482">
+    <w:lvl w:ilvl="3" w:tplc="5992A87A">
       <w:numFmt w:val="decimal"/>
       <w:lvlText w:val=""/>
       <w:lvlJc w:val="left"/>
     </w:lvl>
-    <w:lvl w:ilvl="4" w:tplc="890ADC36">
+    <w:lvl w:ilvl="4" w:tplc="E66C3D7A">
       <w:numFmt w:val="decimal"/>
       <w:lvlText w:val=""/>
       <w:lvlJc w:val="left"/>
     </w:lvl>
-    <w:lvl w:ilvl="5" w:tplc="82DC95F8">
+    <w:lvl w:ilvl="5" w:tplc="C7384B4A">
       <w:numFmt w:val="decimal"/>
       <w:lvlText w:val=""/>
       <w:lvlJc w:val="left"/>
     </w:lvl>
-    <w:lvl w:ilvl="6" w:tplc="BF70B8CC">
+    <w:lvl w:ilvl="6" w:tplc="B3F09542">
       <w:numFmt w:val="decimal"/>
       <w:lvlText w:val=""/>
       <w:lvlJc w:val="left"/>
     </w:lvl>
-    <w:lvl w:ilvl="7" w:tplc="DBBAFA22">
+    <w:lvl w:ilvl="7" w:tplc="A9A6EA60">
       <w:numFmt w:val="decimal"/>
       <w:lvlText w:val=""/>
       <w:lvlJc w:val="left"/>
     </w:lvl>
-    <w:lvl w:ilvl="8" w:tplc="B4BC4244">
+    <w:lvl w:ilvl="8" w:tplc="1616C782">
       <w:numFmt w:val="decimal"/>
       <w:lvlText w:val=""/>
       <w:lvlJc w:val="left"/>
     </w:lvl>
   </w:abstractNum>
+  <w:abstractNum w:abstractNumId="1" w15:restartNumberingAfterBreak="0">
+    <w:nsid w:val="611D5B97"/>
+    <w:multiLevelType w:val="hybridMultilevel"/>
+    <w:tmpl w:val="D1703B80"/>
+    <w:lvl w:ilvl="0" w:tplc="18863AF4">
+      <w:start w:val="1"/>
+      <w:numFmt w:val="bullet"/>
+      <w:lvlText w:val="●"/>
+      <w:lvlJc w:val="left"/>
+      <w:pPr>
+        <w:ind w:left="720" w:hanging="360"/>
+      </w:pPr>
+    </w:lvl>
+    <w:lvl w:ilvl="1" w:tplc="EB6C13D6">
+      <w:start w:val="1"/>
+      <w:numFmt w:val="bullet"/>
+      <w:lvlText w:val="○"/>
+      <w:lvlJc w:val="left"/>
+      <w:pPr>
+        <w:ind w:left="1440" w:hanging="360"/>
+      </w:pPr>
+    </w:lvl>
+    <w:lvl w:ilvl="2" w:tplc="4948C1DC">
+      <w:start w:val="1"/>
+      <w:numFmt w:val="bullet"/>
+      <w:lvlText w:val="■"/>
+      <w:lvlJc w:val="left"/>
+      <w:pPr>
+        <w:ind w:left="2160" w:hanging="360"/>
+      </w:pPr>
+    </w:lvl>
+    <w:lvl w:ilvl="3" w:tplc="BCAA52FC">
+      <w:start w:val="1"/>
+      <w:numFmt w:val="bullet"/>
+      <w:lvlText w:val="●"/>
+      <w:lvlJc w:val="left"/>
+      <w:pPr>
+        <w:ind w:left="2880" w:hanging="360"/>
+      </w:pPr>
+    </w:lvl>
+    <w:lvl w:ilvl="4" w:tplc="161EF2E4">
+      <w:start w:val="1"/>
+      <w:numFmt w:val="bullet"/>
+      <w:lvlText w:val="○"/>
+      <w:lvlJc w:val="left"/>
+      <w:pPr>
+        <w:ind w:left="3600" w:hanging="360"/>
+      </w:pPr>
+    </w:lvl>
+    <w:lvl w:ilvl="5" w:tplc="9CF00F3E">
+      <w:start w:val="1"/>
+      <w:numFmt w:val="bullet"/>
+      <w:lvlText w:val="■"/>
+      <w:lvlJc w:val="left"/>
+      <w:pPr>
+        <w:ind w:left="4320" w:hanging="360"/>
+      </w:pPr>
+    </w:lvl>
+    <w:lvl w:ilvl="6" w:tplc="36DE6F2A">
+      <w:start w:val="1"/>
+      <w:numFmt w:val="bullet"/>
+      <w:lvlText w:val="●"/>
+      <w:lvlJc w:val="left"/>
+      <w:pPr>
+        <w:ind w:left="5040" w:hanging="360"/>
+      </w:pPr>
+    </w:lvl>
+    <w:lvl w:ilvl="7" w:tplc="3FEEE6C0">
+      <w:start w:val="1"/>
+      <w:numFmt w:val="bullet"/>
+      <w:lvlText w:val="●"/>
+      <w:lvlJc w:val="left"/>
+      <w:pPr>
+        <w:ind w:left="5760" w:hanging="360"/>
+      </w:pPr>
+    </w:lvl>
+    <w:lvl w:ilvl="8" w:tplc="0D8C3802">
+      <w:start w:val="1"/>
+      <w:numFmt w:val="bullet"/>
+      <w:lvlText w:val="●"/>
+      <w:lvlJc w:val="left"/>
+      <w:pPr>
+        <w:ind w:left="6480" w:hanging="360"/>
+      </w:pPr>
+    </w:lvl>
+  </w:abstractNum>
   <w:num w:numId="1">
-    <w:abstractNumId w:val="0"/>
+    <w:abstractNumId w:val="1"/>
     <w:lvlOverride w:ilvl="0">
       <w:startOverride w:val="1"/>
     </w:lvlOverride>
   </w:num>
   <w:num w:numId="2">
-    <w:abstractNumId w:val="1"/>
+    <w:abstractNumId w:val="0"/>
     <w:lvlOverride w:ilvl="0">
       <w:startOverride w:val="1"/>
     </w:lvlOverride>
